--- a/novel-draft/卷一《复读生》爽点前移版（001-075）.docx
+++ b/novel-draft/卷一《复读生》爽点前移版（001-075）.docx
@@ -4,6 +4,7 @@
   <w:body>
     <w:p>
       <w:pPr>
+        <w:spacing w:before="0" w:after="0"/>
         <w:ind w:firstLine="0"/>
         <w:jc w:val="center"/>
       </w:pPr>
@@ -18,6 +19,7 @@
     </w:p>
     <w:p>
       <w:pPr>
+        <w:spacing w:before="0" w:after="0"/>
         <w:ind w:firstLine="0"/>
         <w:jc w:val="center"/>
       </w:pPr>
@@ -34,7 +36,6 @@
       <w:pPr>
         <w:spacing w:before="360" w:after="200"/>
         <w:ind w:firstLine="0"/>
-        <w:jc w:val="left"/>
       </w:pPr>
       <w:r>
         <w:rPr>
@@ -117,12 +118,7 @@
     </w:p>
     <w:p>
       <w:r>
-        <w:t>还有她的眼睛。</w:t>
-      </w:r>
-    </w:p>
-    <w:p>
-      <w:r>
-        <w:t>她在眨。频率越来越快，快到最后她开始眯着眼去看桌上那张成绩单——那张字有一指高的成绩单。</w:t>
+        <w:t>还有她的眼睛。她在眨，频率越来越快，快到最后开始眯着眼去看桌上那张成绩单。</w:t>
       </w:r>
     </w:p>
     <w:p>
@@ -222,6 +218,76 @@
     </w:p>
     <w:p>
       <w:r>
+        <w:t>那个儿子把他母亲扶到旁边的塑料凳上坐好，回来收桌上的材料。</w:t>
+      </w:r>
+    </w:p>
+    <w:p>
+      <w:r>
+        <w:t>他弯腰的时候，看见了压在矿泉水瓶底下的那张成绩单。</w:t>
+      </w:r>
+    </w:p>
+    <w:p>
+      <w:r>
+        <w:t>他抬起头。</w:t>
+      </w:r>
+    </w:p>
+    <w:p>
+      <w:r>
+        <w:t>“是你捡的？”</w:t>
+      </w:r>
+    </w:p>
+    <w:p>
+      <w:r>
+        <w:t>“嗯。”</w:t>
+      </w:r>
+    </w:p>
+    <w:p>
+      <w:r>
+        <w:t>“谢了。”</w:t>
+      </w:r>
+    </w:p>
+    <w:p>
+      <w:r>
+        <w:t>他把成绩单抽出来，重新折好，折得跟他母亲刚才那样整齐。折完他没有立刻走，站在原地看了姜砚两秒。</w:t>
+      </w:r>
+    </w:p>
+    <w:p>
+      <w:r>
+        <w:t>“你刚才站那儿……”他说，“一直在看我妈？”</w:t>
+      </w:r>
+    </w:p>
+    <w:p>
+      <w:r>
+        <w:t>姜砚说：“没有。”</w:t>
+      </w:r>
+    </w:p>
+    <w:p>
+      <w:r>
+        <w:t>“我看见了。”</w:t>
+      </w:r>
+    </w:p>
+    <w:p>
+      <w:r>
+        <w:t>姜砚没接话。</w:t>
+      </w:r>
+    </w:p>
+    <w:p>
+      <w:r>
+        <w:t>那个人也没再说什么。他把材料抱起来，转身回他母亲那儿去了。</w:t>
+      </w:r>
+    </w:p>
+    <w:p>
+      <w:r>
+        <w:t>——他叫卫延。</w:t>
+      </w:r>
+    </w:p>
+    <w:p>
+      <w:r>
+        <w:t>这个名字姜砚是三天后在班级名册上看见的：临床一班，卫延，六百三十七分，全班第二。</w:t>
+      </w:r>
+    </w:p>
+    <w:p>
+      <w:r>
         <w:t>队伍重新往前挪。</w:t>
       </w:r>
     </w:p>
@@ -322,7 +388,7 @@
     </w:p>
     <w:p>
       <w:r>
-        <w:t>“……所以我说这楼选得不对。你看啊，四零一，四层，正对楼梯口。人流量最大，噪音最大，但是——”他把一箱泡面推进柜子，“离水房最近。我算过了，从这儿到水房十七步，隔壁四零二二十四步。一天按六趟算，一年下来我比他们少走十五公里。”</w:t>
+        <w:t>“……所以我说这楼选得不对。四零一，正对楼梯口，噪音最大，但是——”他把一箱泡面推进柜子，“离水房最近。我算过了，一年下来我比隔壁少走十五公里。”</w:t>
       </w:r>
     </w:p>
     <w:p>
@@ -704,7 +770,6 @@
       <w:pPr>
         <w:spacing w:before="360" w:after="200"/>
         <w:ind w:firstLine="0"/>
-        <w:jc w:val="left"/>
       </w:pPr>
       <w:r>
         <w:rPr>
@@ -1164,7 +1229,6 @@
       <w:pPr>
         <w:spacing w:before="360" w:after="200"/>
         <w:ind w:firstLine="0"/>
-        <w:jc w:val="left"/>
       </w:pPr>
       <w:r>
         <w:rPr>
@@ -1582,12 +1646,17 @@
     </w:p>
     <w:p>
       <w:r>
-        <w:t>他走过去的时候，听见后面有人小声说了句什么。</w:t>
-      </w:r>
-    </w:p>
-    <w:p>
-      <w:r>
-        <w:t>说完，有人笑了一声。</w:t>
+        <w:t>最靠门框那个是卫延。</w:t>
+      </w:r>
+    </w:p>
+    <w:p>
+      <w:r>
+        <w:t>姜砚从他面前走过去，两个人的肩膀差了半尺。</w:t>
+      </w:r>
+    </w:p>
+    <w:p>
+      <w:r>
+        <w:t>他走出七八步，听见身后有人笑了一声。</w:t>
       </w:r>
     </w:p>
     <w:p>
@@ -1597,7 +1666,7 @@
     </w:p>
     <w:p>
       <w:r>
-        <w:t>“……他刚才是不是给医生看病呢？”</w:t>
+        <w:t>“他刚才是不是给医生看病呢？”</w:t>
       </w:r>
     </w:p>
     <w:p>
@@ -1607,7 +1676,37 @@
     </w:p>
     <w:p>
       <w:r>
-        <w:t>“哎你别说，我们班也有一个，天天说自己会号脉。”</w:t>
+        <w:t>然后是卫延的声音。</w:t>
+      </w:r>
+    </w:p>
+    <w:p>
+      <w:r>
+        <w:t>他没有压低。</w:t>
+      </w:r>
+    </w:p>
+    <w:p>
+      <w:r>
+        <w:t>“上午刚交完自费的单子，中午就会看病了。”</w:t>
+      </w:r>
+    </w:p>
+    <w:p>
+      <w:r>
+        <w:t>后面有两三个人笑出了声。</w:t>
+      </w:r>
+    </w:p>
+    <w:p>
+      <w:r>
+        <w:t>“你别这么说人家。”</w:t>
+      </w:r>
+    </w:p>
+    <w:p>
+      <w:r>
+        <w:t>“我没说人家。”卫延说，“我说的是他会看病，这是夸他。”</w:t>
+      </w:r>
+    </w:p>
+    <w:p>
+      <w:r>
+        <w:t>笑声大了一点。</w:t>
       </w:r>
     </w:p>
     <w:p>
@@ -1652,7 +1751,7 @@
     </w:p>
     <w:p>
       <w:r>
-        <w:t>他没停多久。他往抽血室走。</w:t>
+        <w:t>他往抽血室走。</w:t>
       </w:r>
     </w:p>
     <w:p>
@@ -1667,37 +1766,267 @@
     </w:p>
     <w:p>
       <w:r>
-        <w:t>四十分钟后，校医院二楼的走廊里已经没什么人了。</w:t>
-      </w:r>
-    </w:p>
-    <w:p>
-      <w:r>
-        <w:t>女医生站在楼梯口，手里拿着一张刚打印出来的单子。</w:t>
-      </w:r>
-    </w:p>
-    <w:p>
-      <w:r>
-        <w:t>单子上面写着：</w:t>
-      </w:r>
-    </w:p>
-    <w:p>
-      <w:r>
-        <w:t>甲状腺超声。左叶中部见一低回声结节，大小约 0.8×0.6cm，边界清晰，形态规则。</w:t>
-      </w:r>
-    </w:p>
-    <w:p>
-      <w:r>
-        <w:t>TI-RADS 3 类。</w:t>
-      </w:r>
-    </w:p>
-    <w:p>
-      <w:r>
-        <w:t>良性。</w:t>
-      </w:r>
-    </w:p>
-    <w:p>
-      <w:r>
-        <w:t>她拿着那张单子站了很久。</w:t>
+        <w:t>——</w:t>
+      </w:r>
+    </w:p>
+    <w:p>
+      <w:r>
+        <w:t>四十分钟后。</w:t>
+      </w:r>
+    </w:p>
+    <w:p>
+      <w:r>
+        <w:t>姜砚从抽血室出来，一只手按着胳膊肘内侧的棉签。</w:t>
+      </w:r>
+    </w:p>
+    <w:p>
+      <w:r>
+        <w:t>二楼走廊上还剩最后二十来个人，队伍已经快排完了。卫延在队伍中间，正低头刷手机。</w:t>
+      </w:r>
+    </w:p>
+    <w:p>
+      <w:r>
+        <w:t>楼梯那头传来脚步声。</w:t>
+      </w:r>
+    </w:p>
+    <w:p>
+      <w:r>
+        <w:t>很急。</w:t>
+      </w:r>
+    </w:p>
+    <w:p>
+      <w:r>
+        <w:t>一个穿白大褂的人从三楼下来，一手扶着栏杆，另一只手里捏着一张刚打印出来的纸。</w:t>
+      </w:r>
+    </w:p>
+    <w:p>
+      <w:r>
+        <w:t>是那个女医生。</w:t>
+      </w:r>
+    </w:p>
+    <w:p>
+      <w:r>
+        <w:t>她走到二楼，站住，往走廊上扫了一圈。</w:t>
+      </w:r>
+    </w:p>
+    <w:p>
+      <w:r>
+        <w:t>“临床一班的呢？”她说。</w:t>
+      </w:r>
+    </w:p>
+    <w:p>
+      <w:r>
+        <w:t>没人应。</w:t>
+      </w:r>
+    </w:p>
+    <w:p>
+      <w:r>
+        <w:t>“刚才那个，”她提高了声音，“个子高的，最后一个进体检室的那个，人呢？”</w:t>
+      </w:r>
+    </w:p>
+    <w:p>
+      <w:r>
+        <w:t>队伍里有几个人抬起了头。</w:t>
+      </w:r>
+    </w:p>
+    <w:p>
+      <w:r>
+        <w:t>卫延也抬起了头。</w:t>
+      </w:r>
+    </w:p>
+    <w:p>
+      <w:r>
+        <w:t>姜砚站在抽血室门口，离她大概十米。</w:t>
+      </w:r>
+    </w:p>
+    <w:p>
+      <w:r>
+        <w:t>女医生看见他了。</w:t>
+      </w:r>
+    </w:p>
+    <w:p>
+      <w:r>
+        <w:t>她没有走过去，就站在楼梯口。</w:t>
+      </w:r>
+    </w:p>
+    <w:p>
+      <w:r>
+        <w:t>“是你。”</w:t>
+      </w:r>
+    </w:p>
+    <w:p>
+      <w:r>
+        <w:t>“嗯。”</w:t>
+      </w:r>
+    </w:p>
+    <w:p>
+      <w:r>
+        <w:t>女医生把手里那张纸抬起来了一点。</w:t>
+      </w:r>
+    </w:p>
+    <w:p>
+      <w:r>
+        <w:t>她抬得不高，但走廊上离得近的人都能看见那是一张什么——超声报告的排版跟别的单子不一样，最上面那一行是黑体的科室名。</w:t>
+      </w:r>
+    </w:p>
+    <w:p>
+      <w:r>
+        <w:t>“我刚做了。”她说。</w:t>
+      </w:r>
+    </w:p>
+    <w:p>
+      <w:r>
+        <w:t>姜砚没说话。</w:t>
+      </w:r>
+    </w:p>
+    <w:p>
+      <w:r>
+        <w:t>“零点八乘零点六。”女医生说，“左叶中部。”</w:t>
+      </w:r>
+    </w:p>
+    <w:p>
+      <w:r>
+        <w:t>走廊上很安静。</w:t>
+      </w:r>
+    </w:p>
+    <w:p>
+      <w:r>
+        <w:t>排队的人已经全部转过身了。</w:t>
+      </w:r>
+    </w:p>
+    <w:p>
+      <w:r>
+        <w:t>“良性。”她说，“TI-RADS 三类。”</w:t>
+      </w:r>
+    </w:p>
+    <w:p>
+      <w:r>
+        <w:t>她停了一下。</w:t>
+      </w:r>
+    </w:p>
+    <w:p>
+      <w:r>
+        <w:t>“我今年四十一，我自己是校医。我每年体检两次，摸过自己脖子不下十回。”</w:t>
+      </w:r>
+    </w:p>
+    <w:p>
+      <w:r>
+        <w:t>她看着姜砚。</w:t>
+      </w:r>
+    </w:p>
+    <w:p>
+      <w:r>
+        <w:t>“你告诉我，你怎么看出来的。”</w:t>
+      </w:r>
+    </w:p>
+    <w:p>
+      <w:r>
+        <w:t>——</w:t>
+      </w:r>
+    </w:p>
+    <w:p>
+      <w:r>
+        <w:t>姜砚站在抽血室门口。</w:t>
+      </w:r>
+    </w:p>
+    <w:p>
+      <w:r>
+        <w:t>他把按着棉签的那只手放下来了。</w:t>
+      </w:r>
+    </w:p>
+    <w:p>
+      <w:r>
+        <w:t>走廊上二十几个人，四十几只眼睛，全在他身上。</w:t>
+      </w:r>
+    </w:p>
+    <w:p>
+      <w:r>
+        <w:t>卫延站在队伍中间，手机还举在胸口，屏幕亮着。</w:t>
+      </w:r>
+    </w:p>
+    <w:p>
+      <w:r>
+        <w:t>姜砚说：</w:t>
+      </w:r>
+    </w:p>
+    <w:p>
+      <w:r>
+        <w:t>“我不知道。”</w:t>
+      </w:r>
+    </w:p>
+    <w:p>
+      <w:r>
+        <w:t>女医生愣住了。</w:t>
+      </w:r>
+    </w:p>
+    <w:p>
+      <w:r>
+        <w:t>“什么？”</w:t>
+      </w:r>
+    </w:p>
+    <w:p>
+      <w:r>
+        <w:t>“我不知道您脖子里有什么。”姜砚说，“我看您清嗓子清得有点多，随口说了一句。您别当真。”</w:t>
+      </w:r>
+    </w:p>
+    <w:p>
+      <w:r>
+        <w:t>“你还说了睡觉侧躺。”</w:t>
+      </w:r>
+    </w:p>
+    <w:p>
+      <w:r>
+        <w:t>“猜的。”</w:t>
+      </w:r>
+    </w:p>
+    <w:p>
+      <w:r>
+        <w:t>“你猜了三样，三样全对。”</w:t>
+      </w:r>
+    </w:p>
+    <w:p>
+      <w:r>
+        <w:t>“运气好。”姜砚说。</w:t>
+      </w:r>
+    </w:p>
+    <w:p>
+      <w:r>
+        <w:t>他把体检表卷起来，握在手里。</w:t>
+      </w:r>
+    </w:p>
+    <w:p>
+      <w:r>
+        <w:t>“医生，我下午还有课。”</w:t>
+      </w:r>
+    </w:p>
+    <w:p>
+      <w:r>
+        <w:t>女医生站在楼梯口，没有让开的意思，但也没有拦他。</w:t>
+      </w:r>
+    </w:p>
+    <w:p>
+      <w:r>
+        <w:t>姜砚从她旁边走过去，下楼。</w:t>
+      </w:r>
+    </w:p>
+    <w:p>
+      <w:r>
+        <w:t>他的脚步不快也不慢，跟他上楼的时候一模一样。</w:t>
+      </w:r>
+    </w:p>
+    <w:p>
+      <w:r>
+        <w:t>——</w:t>
+      </w:r>
+    </w:p>
+    <w:p>
+      <w:r>
+        <w:t>女医生站在二楼楼梯口，手里还举着那张单子。</w:t>
+      </w:r>
+    </w:p>
+    <w:p>
+      <w:r>
+        <w:t>她低头看了看。</w:t>
       </w:r>
     </w:p>
     <w:p>
@@ -1717,74 +2046,88 @@
     </w:p>
     <w:p>
       <w:r>
-        <w:t>她拿着登记本，走到走廊尽头的窗口，往楼下看。</w:t>
-      </w:r>
-    </w:p>
-    <w:p>
-      <w:r>
-        <w:t>楼下有个学生正从抽血室出来，一只手按着胳膊肘内侧的棉签，另一只手拿着体检表，慢吞吞地往校门方向走。</w:t>
-      </w:r>
-    </w:p>
-    <w:p>
-      <w:r>
-        <w:t>走得一点也不着急。</w:t>
-      </w:r>
-    </w:p>
-    <w:p>
-      <w:r>
-        <w:t>女医生对着窗外站了一会儿，回过头，对里面正在收拾东西的护士说了一句：</w:t>
-      </w:r>
-    </w:p>
-    <w:p>
-      <w:r>
-        <w:t>“上午临床一班那个男生，你有印象吗？”</w:t>
-      </w:r>
-    </w:p>
-    <w:p>
-      <w:r>
-        <w:t>护士抬起头：“哪个？”</w:t>
-      </w:r>
-    </w:p>
-    <w:p>
-      <w:r>
-        <w:t>“就是……”女医生想了想，发现自己描述不出来，“个子挺高的，话很少的那个。”</w:t>
-      </w:r>
-    </w:p>
-    <w:p>
-      <w:r>
-        <w:t>护士想了想，摇头。</w:t>
-      </w:r>
-    </w:p>
-    <w:p>
-      <w:r>
-        <w:t>“没印象。”她说，“今天上午临床的都长一个样。”</w:t>
-      </w:r>
-    </w:p>
-    <w:p>
-      <w:r>
-        <w:t>女医生“哦”了一声。</w:t>
-      </w:r>
-    </w:p>
-    <w:p>
-      <w:r>
-        <w:t>她低头看了看手里那张超声报告，又看了看登记本上“自费生”那三个字。</w:t>
-      </w:r>
-    </w:p>
-    <w:p>
-      <w:r>
-        <w:t>然后她把登记本合上了。</w:t>
-      </w:r>
-    </w:p>
-    <w:p>
-      <w:r>
-        <w:t>可那个名字，她记住了。</w:t>
+        <w:t>她看着那三个字，看了很久。</w:t>
+      </w:r>
+    </w:p>
+    <w:p>
+      <w:r>
+        <w:t>“你说他要是真不知道，”她对里面正在收拾东西的护士说，“他跑什么？”</w:t>
+      </w:r>
+    </w:p>
+    <w:p>
+      <w:r>
+        <w:t>护士抬起头。</w:t>
+      </w:r>
+    </w:p>
+    <w:p>
+      <w:r>
+        <w:t>“跑了吗？”</w:t>
+      </w:r>
+    </w:p>
+    <w:p>
+      <w:r>
+        <w:t>“跑了。”女医生说，“走得特别慢，但那就是跑。”</w:t>
+      </w:r>
+    </w:p>
+    <w:p>
+      <w:r>
+        <w:t>——</w:t>
+      </w:r>
+    </w:p>
+    <w:p>
+      <w:r>
+        <w:t>二楼走廊上，队伍重新开始往前挪。</w:t>
+      </w:r>
+    </w:p>
+    <w:p>
+      <w:r>
+        <w:t>没有人说话。</w:t>
+      </w:r>
+    </w:p>
+    <w:p>
+      <w:r>
+        <w:t>过了大概十秒，有个人问了一句：</w:t>
+      </w:r>
+    </w:p>
+    <w:p>
+      <w:r>
+        <w:t>“刚才那个是谁啊？”</w:t>
+      </w:r>
+    </w:p>
+    <w:p>
+      <w:r>
+        <w:t>“临床一班的。”有人说。</w:t>
+      </w:r>
+    </w:p>
+    <w:p>
+      <w:r>
+        <w:t>“叫什么？”</w:t>
+      </w:r>
+    </w:p>
+    <w:p>
+      <w:r>
+        <w:t>没人答得上来。</w:t>
+      </w:r>
+    </w:p>
+    <w:p>
+      <w:r>
+        <w:t>卫延站在队伍里，把手机屏幕按灭了。</w:t>
+      </w:r>
+    </w:p>
+    <w:p>
+      <w:r>
+        <w:t>他刚才那句“上午刚交完自费的单子，中午就会看病了”，说的时候走廊上大概有六七个人听见。</w:t>
+      </w:r>
+    </w:p>
+    <w:p>
+      <w:r>
+        <w:t>现在走廊上是二十几个人。</w:t>
       </w:r>
     </w:p>
     <w:p>
       <w:pPr>
         <w:spacing w:before="360" w:after="200"/>
         <w:ind w:firstLine="0"/>
-        <w:jc w:val="left"/>
       </w:pPr>
       <w:r>
         <w:rPr>
@@ -2569,7 +2912,6 @@
       <w:pPr>
         <w:spacing w:before="360" w:after="200"/>
         <w:ind w:firstLine="0"/>
-        <w:jc w:val="left"/>
       </w:pPr>
       <w:r>
         <w:rPr>
@@ -2777,6 +3119,36 @@
     </w:p>
     <w:p>
       <w:r>
+        <w:t>第一个动笔的是卫延。</w:t>
+      </w:r>
+    </w:p>
+    <w:p>
+      <w:r>
+        <w:t>他绕着台子走了半圈，在颈部那一段停下来，弯腰看了很久，然后直起身，趴在旁边的实验台上开始写。</w:t>
+      </w:r>
+    </w:p>
+    <w:p>
+      <w:r>
+        <w:t>写完他还有时间。</w:t>
+      </w:r>
+    </w:p>
+    <w:p>
+      <w:r>
+        <w:t>他把笔帽扣上，对旁边一个同学说了句什么。那个同学“哦”了一声，也凑过去看颈椎。</w:t>
+      </w:r>
+    </w:p>
+    <w:p>
+      <w:r>
+        <w:t>——卫延说话的时候声音不高，但他没有背着人。</w:t>
+      </w:r>
+    </w:p>
+    <w:p>
+      <w:r>
+        <w:t>一个高考六百三十七分、开学以来每节课都坐第二排的人，在解剖台边上讲两句，是很正常的事。</w:t>
+      </w:r>
+    </w:p>
+    <w:p>
+      <w:r>
         <w:t>姜砚站在原来的位置，没动。</w:t>
       </w:r>
     </w:p>
@@ -3117,7 +3489,102 @@
     </w:p>
     <w:p>
       <w:r>
-        <w:t>翻到大概第十张的时候，他停下来，抬起头。</w:t>
+        <w:t>翻到第七张的时候，他停下来了。</w:t>
+      </w:r>
+    </w:p>
+    <w:p>
+      <w:r>
+        <w:t>“这张写得最长。”他说，“我念一下。”</w:t>
+      </w:r>
+    </w:p>
+    <w:p>
+      <w:r>
+        <w:t>他把纸举起来。</w:t>
+      </w:r>
+    </w:p>
+    <w:p>
+      <w:r>
+        <w:t>“'第五、六颈椎椎体前缘唇样增生，椎间隙变窄，为长期低头所致。结合年龄与体型，推断为长期伏案工作者，教师或办公室文员的可能性最大。'”</w:t>
+      </w:r>
+    </w:p>
+    <w:p>
+      <w:r>
+        <w:t>他放下纸。</w:t>
+      </w:r>
+    </w:p>
+    <w:p>
+      <w:r>
+        <w:t>“谁写的？”</w:t>
+      </w:r>
+    </w:p>
+    <w:p>
+      <w:r>
+        <w:t>卫延举起了手。</w:t>
+      </w:r>
+    </w:p>
+    <w:p>
+      <w:r>
+        <w:t>“名字。”</w:t>
+      </w:r>
+    </w:p>
+    <w:p>
+      <w:r>
+        <w:t>“卫延。”</w:t>
+      </w:r>
+    </w:p>
+    <w:p>
+      <w:r>
+        <w:t>方教授点了点头。</w:t>
+      </w:r>
+    </w:p>
+    <w:p>
+      <w:r>
+        <w:t>“你这张，是今天唯一一张写了推理过程的。”他说。</w:t>
+      </w:r>
+    </w:p>
+    <w:p>
+      <w:r>
+        <w:t>卫延的肩膀往下松了半寸。</w:t>
+      </w:r>
+    </w:p>
+    <w:p>
+      <w:r>
+        <w:t>“但是结论是错的。”</w:t>
+      </w:r>
+    </w:p>
+    <w:p>
+      <w:r>
+        <w:t>实验室里安静了一下。</w:t>
+      </w:r>
+    </w:p>
+    <w:p>
+      <w:r>
+        <w:t>“颈椎增生只能证明他低头。”方教授说，“低头的人不一定坐着。”</w:t>
+      </w:r>
+    </w:p>
+    <w:p>
+      <w:r>
+        <w:t>他把那张纸放到一边。</w:t>
+      </w:r>
+    </w:p>
+    <w:p>
+      <w:r>
+        <w:t>“你看了颈椎，看了多久？”</w:t>
+      </w:r>
+    </w:p>
+    <w:p>
+      <w:r>
+        <w:t>“……四五分钟。”</w:t>
+      </w:r>
+    </w:p>
+    <w:p>
+      <w:r>
+        <w:t>“那八分钟你都在看颈椎。”方教授说，“你看见了一样东西，然后你就不看别的了。这个毛病比看不出来严重。”</w:t>
+      </w:r>
+    </w:p>
+    <w:p>
+      <w:r>
+        <w:t>他继续往下翻。</w:t>
       </w:r>
     </w:p>
     <w:p>
@@ -3274,7 +3741,6 @@
       <w:pPr>
         <w:spacing w:before="360" w:after="200"/>
         <w:ind w:firstLine="0"/>
-        <w:jc w:val="left"/>
       </w:pPr>
       <w:r>
         <w:rPr>
@@ -3642,6 +4108,96 @@
     </w:p>
     <w:p>
       <w:r>
+        <w:t>——</w:t>
+      </w:r>
+    </w:p>
+    <w:p>
+      <w:r>
+        <w:t>卫延站在台子右侧，离姜砚大概四个人的距离。</w:t>
+      </w:r>
+    </w:p>
+    <w:p>
+      <w:r>
+        <w:t>方教授念“装饰装修工”那五个字的时候，他没有动。</w:t>
+      </w:r>
+    </w:p>
+    <w:p>
+      <w:r>
+        <w:t>念到“地面铺装”的时候，他低头看了一眼自己的手。</w:t>
+      </w:r>
+    </w:p>
+    <w:p>
+      <w:r>
+        <w:t>他手里没有东西——他的纸条刚才已经交上去了，那张唯一写了推理过程的纸条，现在压在方教授手边那一叠的中间。</w:t>
+      </w:r>
+    </w:p>
+    <w:p>
+      <w:r>
+        <w:t>他旁边那个同学转过头来。</w:t>
+      </w:r>
+    </w:p>
+    <w:p>
+      <w:r>
+        <w:t>“你刚不是说文员吗？”</w:t>
+      </w:r>
+    </w:p>
+    <w:p>
+      <w:r>
+        <w:t>这句话说得很轻，是那种同学之间随口一问的轻。</w:t>
+      </w:r>
+    </w:p>
+    <w:p>
+      <w:r>
+        <w:t>卫延“嗯”了一声。</w:t>
+      </w:r>
+    </w:p>
+    <w:p>
+      <w:r>
+        <w:t>“我看漏了。”他说。</w:t>
+      </w:r>
+    </w:p>
+    <w:p>
+      <w:r>
+        <w:t>他说完，把两只手插进了白大褂的口袋里。</w:t>
+      </w:r>
+    </w:p>
+    <w:p>
+      <w:r>
+        <w:t>这个动作他自己没意识到——一个人在人群里想让自己占的地方小一点的时候，就会这么做。</w:t>
+      </w:r>
+    </w:p>
+    <w:p>
+      <w:r>
+        <w:t>姜砚没有看他。</w:t>
+      </w:r>
+    </w:p>
+    <w:p>
+      <w:r>
+        <w:t>从头到尾，姜砚一次都没有往他那个方向看。</w:t>
+      </w:r>
+    </w:p>
+    <w:p>
+      <w:r>
+        <w:t>——这不是宽容。</w:t>
+      </w:r>
+    </w:p>
+    <w:p>
+      <w:r>
+        <w:t>是他根本没把这件事当成一件事。</w:t>
+      </w:r>
+    </w:p>
+    <w:p>
+      <w:r>
+        <w:t>而这一点，卫延看出来了。</w:t>
+      </w:r>
+    </w:p>
+    <w:p>
+      <w:r>
+        <w:t>——</w:t>
+      </w:r>
+    </w:p>
+    <w:p>
+      <w:r>
         <w:t>方教授把那张纸放回档案袋，把袋口的绳子绕好。</w:t>
       </w:r>
     </w:p>
@@ -3989,7 +4545,6 @@
       <w:pPr>
         <w:spacing w:before="360" w:after="200"/>
         <w:ind w:firstLine="0"/>
-        <w:jc w:val="left"/>
       </w:pPr>
       <w:r>
         <w:rPr>
@@ -4097,6 +4652,76 @@
     </w:p>
     <w:p>
       <w:r>
+        <w:t>版本一点五。</w:t>
+      </w:r>
+    </w:p>
+    <w:p>
+      <w:r>
+        <w:t>传播者：卫延。</w:t>
+      </w:r>
+    </w:p>
+    <w:p>
+      <w:r>
+        <w:t>动机：这件事必须有一个他能接受的解释。</w:t>
+      </w:r>
+    </w:p>
+    <w:p>
+      <w:r>
+        <w:t>渠道：本班群，回复第十九条。</w:t>
+      </w:r>
+    </w:p>
+    <w:p>
+      <w:r>
+        <w:t>版本内容（原文）：</w:t>
+      </w:r>
+    </w:p>
+    <w:p>
+      <w:r>
+        <w:t>「在场的说一下。教授问的是职业和受伤时间，他说的是“可能是铺地板的”和“十年出头”，都是范围，不是具体答案。档案上是装修工和 2013 年，对上了。但这两个范围本身覆盖面很大，我个人觉得运气成分不小。」</w:t>
+      </w:r>
+    </w:p>
+    <w:p>
+      <w:r>
+        <w:t>传播效果：这条回复底下有两个赞。</w:t>
+      </w:r>
+    </w:p>
+    <w:p>
+      <w:r>
+        <w:t>——十七分钟后，有人在下面回了一句：</w:t>
+      </w:r>
+    </w:p>
+    <w:p>
+      <w:r>
+        <w:t>「那你为什么写文员」</w:t>
+      </w:r>
+    </w:p>
+    <w:p>
+      <w:r>
+        <w:t>这条有四十一个赞。</w:t>
+      </w:r>
+    </w:p>
+    <w:p>
+      <w:r>
+        <w:t>卫延没有再回复。</w:t>
+      </w:r>
+    </w:p>
+    <w:p>
+      <w:r>
+        <w:t>失真处：无。他说的每一句都是事实。</w:t>
+      </w:r>
+    </w:p>
+    <w:p>
+      <w:r>
+        <w:t>——他只是把“他看出来了”换成了“这个范围很大”。</w:t>
+      </w:r>
+    </w:p>
+    <w:p>
+      <w:r>
+        <w:t>这是所有版本里唯一一个说话人自己知道不对、但还是要说的版本。</w:t>
+      </w:r>
+    </w:p>
+    <w:p>
+      <w:r>
         <w:t>版本二。</w:t>
       </w:r>
     </w:p>
@@ -4594,7 +5219,6 @@
       <w:pPr>
         <w:spacing w:before="360" w:after="200"/>
         <w:ind w:firstLine="0"/>
-        <w:jc w:val="left"/>
       </w:pPr>
       <w:r>
         <w:rPr>
@@ -5194,7 +5818,6 @@
       <w:pPr>
         <w:spacing w:before="360" w:after="200"/>
         <w:ind w:firstLine="0"/>
-        <w:jc w:val="left"/>
       </w:pPr>
       <w:r>
         <w:rPr>
@@ -5844,7 +6467,6 @@
       <w:pPr>
         <w:spacing w:before="360" w:after="200"/>
         <w:ind w:firstLine="0"/>
-        <w:jc w:val="left"/>
       </w:pPr>
       <w:r>
         <w:rPr>
@@ -6344,7 +6966,6 @@
       <w:pPr>
         <w:spacing w:before="360" w:after="200"/>
         <w:ind w:firstLine="0"/>
-        <w:jc w:val="left"/>
       </w:pPr>
       <w:r>
         <w:rPr>
@@ -6974,7 +7595,6 @@
       <w:pPr>
         <w:spacing w:before="360" w:after="200"/>
         <w:ind w:firstLine="0"/>
-        <w:jc w:val="left"/>
       </w:pPr>
       <w:r>
         <w:rPr>
@@ -7419,7 +8039,6 @@
       <w:pPr>
         <w:spacing w:before="360" w:after="200"/>
         <w:ind w:firstLine="0"/>
-        <w:jc w:val="left"/>
       </w:pPr>
       <w:r>
         <w:rPr>
@@ -8099,7 +8718,6 @@
       <w:pPr>
         <w:spacing w:before="360" w:after="200"/>
         <w:ind w:firstLine="0"/>
-        <w:jc w:val="left"/>
       </w:pPr>
       <w:r>
         <w:rPr>
@@ -8749,7 +9367,6 @@
       <w:pPr>
         <w:spacing w:before="360" w:after="200"/>
         <w:ind w:firstLine="0"/>
-        <w:jc w:val="left"/>
       </w:pPr>
       <w:r>
         <w:rPr>
@@ -9649,7 +10266,6 @@
       <w:pPr>
         <w:spacing w:before="360" w:after="200"/>
         <w:ind w:firstLine="0"/>
-        <w:jc w:val="left"/>
       </w:pPr>
       <w:r>
         <w:rPr>
@@ -10439,7 +11055,6 @@
       <w:pPr>
         <w:spacing w:before="360" w:after="200"/>
         <w:ind w:firstLine="0"/>
-        <w:jc w:val="left"/>
       </w:pPr>
       <w:r>
         <w:rPr>
@@ -11494,7 +12109,6 @@
       <w:pPr>
         <w:spacing w:before="360" w:after="200"/>
         <w:ind w:firstLine="0"/>
-        <w:jc w:val="left"/>
       </w:pPr>
       <w:r>
         <w:rPr>
@@ -12399,7 +13013,6 @@
       <w:pPr>
         <w:spacing w:before="360" w:after="200"/>
         <w:ind w:firstLine="0"/>
-        <w:jc w:val="left"/>
       </w:pPr>
       <w:r>
         <w:rPr>
@@ -13139,7 +13752,6 @@
       <w:pPr>
         <w:spacing w:before="360" w:after="200"/>
         <w:ind w:firstLine="0"/>
-        <w:jc w:val="left"/>
       </w:pPr>
       <w:r>
         <w:rPr>
@@ -13949,7 +14561,6 @@
       <w:pPr>
         <w:spacing w:before="360" w:after="200"/>
         <w:ind w:firstLine="0"/>
-        <w:jc w:val="left"/>
       </w:pPr>
       <w:r>
         <w:rPr>
@@ -14689,7 +15300,6 @@
       <w:pPr>
         <w:spacing w:before="360" w:after="200"/>
         <w:ind w:firstLine="0"/>
-        <w:jc w:val="left"/>
       </w:pPr>
       <w:r>
         <w:rPr>
@@ -15444,7 +16054,6 @@
       <w:pPr>
         <w:spacing w:before="360" w:after="200"/>
         <w:ind w:firstLine="0"/>
-        <w:jc w:val="left"/>
       </w:pPr>
       <w:r>
         <w:rPr>
@@ -16214,7 +16823,6 @@
       <w:pPr>
         <w:spacing w:before="360" w:after="200"/>
         <w:ind w:firstLine="0"/>
-        <w:jc w:val="left"/>
       </w:pPr>
       <w:r>
         <w:rPr>
@@ -16794,7 +17402,6 @@
       <w:pPr>
         <w:spacing w:before="360" w:after="200"/>
         <w:ind w:firstLine="0"/>
-        <w:jc w:val="left"/>
       </w:pPr>
       <w:r>
         <w:rPr>
@@ -17454,7 +18061,6 @@
       <w:pPr>
         <w:spacing w:before="360" w:after="200"/>
         <w:ind w:firstLine="0"/>
-        <w:jc w:val="left"/>
       </w:pPr>
       <w:r>
         <w:rPr>
@@ -18074,7 +18680,6 @@
       <w:pPr>
         <w:spacing w:before="360" w:after="200"/>
         <w:ind w:firstLine="0"/>
-        <w:jc w:val="left"/>
       </w:pPr>
       <w:r>
         <w:rPr>
@@ -18829,7 +19434,6 @@
       <w:pPr>
         <w:spacing w:before="360" w:after="200"/>
         <w:ind w:firstLine="0"/>
-        <w:jc w:val="left"/>
       </w:pPr>
       <w:r>
         <w:rPr>
@@ -19569,7 +20173,6 @@
       <w:pPr>
         <w:spacing w:before="360" w:after="200"/>
         <w:ind w:firstLine="0"/>
-        <w:jc w:val="left"/>
       </w:pPr>
       <w:r>
         <w:rPr>
@@ -20474,7 +21077,6 @@
       <w:pPr>
         <w:spacing w:before="360" w:after="200"/>
         <w:ind w:firstLine="0"/>
-        <w:jc w:val="left"/>
       </w:pPr>
       <w:r>
         <w:rPr>
@@ -21214,7 +21816,6 @@
       <w:pPr>
         <w:spacing w:before="360" w:after="200"/>
         <w:ind w:firstLine="0"/>
-        <w:jc w:val="left"/>
       </w:pPr>
       <w:r>
         <w:rPr>
@@ -21894,7 +22495,6 @@
       <w:pPr>
         <w:spacing w:before="360" w:after="200"/>
         <w:ind w:firstLine="0"/>
-        <w:jc w:val="left"/>
       </w:pPr>
       <w:r>
         <w:rPr>
@@ -22644,7 +23244,6 @@
       <w:pPr>
         <w:spacing w:before="360" w:after="200"/>
         <w:ind w:firstLine="0"/>
-        <w:jc w:val="left"/>
       </w:pPr>
       <w:r>
         <w:rPr>
@@ -23289,7 +23888,6 @@
       <w:pPr>
         <w:spacing w:before="360" w:after="200"/>
         <w:ind w:firstLine="0"/>
-        <w:jc w:val="left"/>
       </w:pPr>
       <w:r>
         <w:rPr>
@@ -23904,7 +24502,6 @@
       <w:pPr>
         <w:spacing w:before="360" w:after="200"/>
         <w:ind w:firstLine="0"/>
-        <w:jc w:val="left"/>
       </w:pPr>
       <w:r>
         <w:rPr>
@@ -24619,7 +25216,6 @@
       <w:pPr>
         <w:spacing w:before="360" w:after="200"/>
         <w:ind w:firstLine="0"/>
-        <w:jc w:val="left"/>
       </w:pPr>
       <w:r>
         <w:rPr>
@@ -25324,7 +25920,6 @@
       <w:pPr>
         <w:spacing w:before="360" w:after="200"/>
         <w:ind w:firstLine="0"/>
-        <w:jc w:val="left"/>
       </w:pPr>
       <w:r>
         <w:rPr>
@@ -25944,7 +26539,6 @@
       <w:pPr>
         <w:spacing w:before="360" w:after="200"/>
         <w:ind w:firstLine="0"/>
-        <w:jc w:val="left"/>
       </w:pPr>
       <w:r>
         <w:rPr>
@@ -26649,7 +27243,6 @@
       <w:pPr>
         <w:spacing w:before="360" w:after="200"/>
         <w:ind w:firstLine="0"/>
-        <w:jc w:val="left"/>
       </w:pPr>
       <w:r>
         <w:rPr>
@@ -27439,7 +28032,6 @@
       <w:pPr>
         <w:spacing w:before="360" w:after="200"/>
         <w:ind w:firstLine="0"/>
-        <w:jc w:val="left"/>
       </w:pPr>
       <w:r>
         <w:rPr>
@@ -28159,7 +28751,6 @@
       <w:pPr>
         <w:spacing w:before="360" w:after="200"/>
         <w:ind w:firstLine="0"/>
-        <w:jc w:val="left"/>
       </w:pPr>
       <w:r>
         <w:rPr>
@@ -28994,7 +29585,6 @@
       <w:pPr>
         <w:spacing w:before="360" w:after="200"/>
         <w:ind w:firstLine="0"/>
-        <w:jc w:val="left"/>
       </w:pPr>
       <w:r>
         <w:rPr>
@@ -29754,7 +30344,6 @@
       <w:pPr>
         <w:spacing w:before="360" w:after="200"/>
         <w:ind w:firstLine="0"/>
-        <w:jc w:val="left"/>
       </w:pPr>
       <w:r>
         <w:rPr>
@@ -30514,7 +31103,6 @@
       <w:pPr>
         <w:spacing w:before="360" w:after="200"/>
         <w:ind w:firstLine="0"/>
-        <w:jc w:val="left"/>
       </w:pPr>
       <w:r>
         <w:rPr>
@@ -31349,7 +31937,6 @@
       <w:pPr>
         <w:spacing w:before="360" w:after="200"/>
         <w:ind w:firstLine="0"/>
-        <w:jc w:val="left"/>
       </w:pPr>
       <w:r>
         <w:rPr>
@@ -32099,7 +32686,6 @@
       <w:pPr>
         <w:spacing w:before="360" w:after="200"/>
         <w:ind w:firstLine="0"/>
-        <w:jc w:val="left"/>
       </w:pPr>
       <w:r>
         <w:rPr>
@@ -32949,7 +33535,6 @@
       <w:pPr>
         <w:spacing w:before="360" w:after="200"/>
         <w:ind w:firstLine="0"/>
-        <w:jc w:val="left"/>
       </w:pPr>
       <w:r>
         <w:rPr>
@@ -33739,7 +34324,6 @@
       <w:pPr>
         <w:spacing w:before="360" w:after="200"/>
         <w:ind w:firstLine="0"/>
-        <w:jc w:val="left"/>
       </w:pPr>
       <w:r>
         <w:rPr>
@@ -34544,7 +35128,6 @@
       <w:pPr>
         <w:spacing w:before="360" w:after="200"/>
         <w:ind w:firstLine="0"/>
-        <w:jc w:val="left"/>
       </w:pPr>
       <w:r>
         <w:rPr>
@@ -35314,7 +35897,6 @@
       <w:pPr>
         <w:spacing w:before="360" w:after="200"/>
         <w:ind w:firstLine="0"/>
-        <w:jc w:val="left"/>
       </w:pPr>
       <w:r>
         <w:rPr>
@@ -36024,7 +36606,6 @@
       <w:pPr>
         <w:spacing w:before="360" w:after="200"/>
         <w:ind w:firstLine="0"/>
-        <w:jc w:val="left"/>
       </w:pPr>
       <w:r>
         <w:rPr>
@@ -36789,7 +37370,6 @@
       <w:pPr>
         <w:spacing w:before="360" w:after="200"/>
         <w:ind w:firstLine="0"/>
-        <w:jc w:val="left"/>
       </w:pPr>
       <w:r>
         <w:rPr>
@@ -37564,7 +38144,6 @@
       <w:pPr>
         <w:spacing w:before="360" w:after="200"/>
         <w:ind w:firstLine="0"/>
-        <w:jc w:val="left"/>
       </w:pPr>
       <w:r>
         <w:rPr>
@@ -38299,7 +38878,6 @@
       <w:pPr>
         <w:spacing w:before="360" w:after="200"/>
         <w:ind w:firstLine="0"/>
-        <w:jc w:val="left"/>
       </w:pPr>
       <w:r>
         <w:rPr>
@@ -39134,7 +39712,6 @@
       <w:pPr>
         <w:spacing w:before="360" w:after="200"/>
         <w:ind w:firstLine="0"/>
-        <w:jc w:val="left"/>
       </w:pPr>
       <w:r>
         <w:rPr>
@@ -39954,7 +40531,6 @@
       <w:pPr>
         <w:spacing w:before="360" w:after="200"/>
         <w:ind w:firstLine="0"/>
-        <w:jc w:val="left"/>
       </w:pPr>
       <w:r>
         <w:rPr>
@@ -40704,7 +41280,6 @@
       <w:pPr>
         <w:spacing w:before="360" w:after="200"/>
         <w:ind w:firstLine="0"/>
-        <w:jc w:val="left"/>
       </w:pPr>
       <w:r>
         <w:rPr>
@@ -41429,7 +42004,6 @@
       <w:pPr>
         <w:spacing w:before="360" w:after="200"/>
         <w:ind w:firstLine="0"/>
-        <w:jc w:val="left"/>
       </w:pPr>
       <w:r>
         <w:rPr>
@@ -42149,7 +42723,6 @@
       <w:pPr>
         <w:spacing w:before="360" w:after="200"/>
         <w:ind w:firstLine="0"/>
-        <w:jc w:val="left"/>
       </w:pPr>
       <w:r>
         <w:rPr>
@@ -42704,7 +43277,6 @@
       <w:pPr>
         <w:spacing w:before="360" w:after="200"/>
         <w:ind w:firstLine="0"/>
-        <w:jc w:val="left"/>
       </w:pPr>
       <w:r>
         <w:rPr>
@@ -43489,7 +44061,6 @@
       <w:pPr>
         <w:spacing w:before="360" w:after="200"/>
         <w:ind w:firstLine="0"/>
-        <w:jc w:val="left"/>
       </w:pPr>
       <w:r>
         <w:rPr>
@@ -44159,7 +44730,6 @@
       <w:pPr>
         <w:spacing w:before="360" w:after="200"/>
         <w:ind w:firstLine="0"/>
-        <w:jc w:val="left"/>
       </w:pPr>
       <w:r>
         <w:rPr>
@@ -44964,7 +45534,6 @@
       <w:pPr>
         <w:spacing w:before="360" w:after="200"/>
         <w:ind w:firstLine="0"/>
-        <w:jc w:val="left"/>
       </w:pPr>
       <w:r>
         <w:rPr>
@@ -45689,7 +46258,6 @@
       <w:pPr>
         <w:spacing w:before="360" w:after="200"/>
         <w:ind w:firstLine="0"/>
-        <w:jc w:val="left"/>
       </w:pPr>
       <w:r>
         <w:rPr>
@@ -46514,7 +47082,6 @@
       <w:pPr>
         <w:spacing w:before="360" w:after="200"/>
         <w:ind w:firstLine="0"/>
-        <w:jc w:val="left"/>
       </w:pPr>
       <w:r>
         <w:rPr>
@@ -47189,7 +47756,6 @@
       <w:pPr>
         <w:spacing w:before="360" w:after="200"/>
         <w:ind w:firstLine="0"/>
-        <w:jc w:val="left"/>
       </w:pPr>
       <w:r>
         <w:rPr>
@@ -47904,7 +48470,6 @@
       <w:pPr>
         <w:spacing w:before="360" w:after="200"/>
         <w:ind w:firstLine="0"/>
-        <w:jc w:val="left"/>
       </w:pPr>
       <w:r>
         <w:rPr>
@@ -48659,7 +49224,6 @@
       <w:pPr>
         <w:spacing w:before="360" w:after="200"/>
         <w:ind w:firstLine="0"/>
-        <w:jc w:val="left"/>
       </w:pPr>
       <w:r>
         <w:rPr>
@@ -49469,7 +50033,6 @@
       <w:pPr>
         <w:spacing w:before="360" w:after="200"/>
         <w:ind w:firstLine="0"/>
-        <w:jc w:val="left"/>
       </w:pPr>
       <w:r>
         <w:rPr>
@@ -50259,7 +50822,6 @@
       <w:pPr>
         <w:spacing w:before="360" w:after="200"/>
         <w:ind w:firstLine="0"/>
-        <w:jc w:val="left"/>
       </w:pPr>
       <w:r>
         <w:rPr>
@@ -51464,7 +52026,6 @@
       <w:pPr>
         <w:spacing w:before="360" w:after="200"/>
         <w:ind w:firstLine="0"/>
-        <w:jc w:val="left"/>
       </w:pPr>
       <w:r>
         <w:rPr>
@@ -52364,7 +52925,6 @@
       <w:pPr>
         <w:spacing w:before="360" w:after="200"/>
         <w:ind w:firstLine="0"/>
-        <w:jc w:val="left"/>
       </w:pPr>
       <w:r>
         <w:rPr>
@@ -53149,7 +53709,6 @@
       <w:pPr>
         <w:spacing w:before="360" w:after="200"/>
         <w:ind w:firstLine="0"/>
-        <w:jc w:val="left"/>
       </w:pPr>
       <w:r>
         <w:rPr>
@@ -53944,7 +54503,6 @@
       <w:pPr>
         <w:spacing w:before="360" w:after="200"/>
         <w:ind w:firstLine="0"/>
-        <w:jc w:val="left"/>
       </w:pPr>
       <w:r>
         <w:rPr>
@@ -54599,7 +55157,6 @@
       <w:pPr>
         <w:spacing w:before="360" w:after="200"/>
         <w:ind w:firstLine="0"/>
-        <w:jc w:val="left"/>
       </w:pPr>
       <w:r>
         <w:rPr>

--- a/novel-draft/卷一《复读生》爽点前移版（001-075）.docx
+++ b/novel-draft/卷一《复读生》爽点前移版（001-075）.docx
@@ -2690,7 +2690,7 @@
     </w:p>
     <w:p>
       <w:r>
-        <w:t>“你念的是'骭'。”方教授说，“gàn，干字旁边一个骨字。”</w:t>
+        <w:t>“你念的是‘骭’。”方教授说，“gàn，干字旁边一个骨字。”</w:t>
       </w:r>
     </w:p>
     <w:p>
@@ -2735,7 +2735,7 @@
     </w:p>
     <w:p>
       <w:r>
-        <w:t>“这个字，”他用粉笔敲了敲黑板，“你们大概一辈子都不会用到。它是古称。《黄帝内经》里叫'骭'，明清的医书里还在用，民国以后就慢慢改成'胫'了。”</w:t>
+        <w:t>“这个字，”他用粉笔敲了敲黑板，“你们大概一辈子都不会用到。它是古称。《黄帝内经》里叫‘骭’，明清的医书里还在用，民国以后就慢慢改成‘胫’了。”</w:t>
       </w:r>
     </w:p>
     <w:p>
@@ -2755,7 +2755,7 @@
     </w:p>
     <w:p>
       <w:r>
-        <w:t>“所以我很好奇，你这个'串'，是从哪串来的。”</w:t>
+        <w:t>“所以我很好奇，你这个‘串’，是从哪串来的。”</w:t>
       </w:r>
     </w:p>
     <w:p>
@@ -2800,7 +2800,7 @@
     </w:p>
     <w:p>
       <w:r>
-        <w:t>“念错还能念出个古字？”吴茂啧了一声，“我念错顶多念成'颈骨'。”</w:t>
+        <w:t>“念错还能念出个古字？”吴茂啧了一声，“我念错顶多念成‘颈骨’。”</w:t>
       </w:r>
     </w:p>
     <w:p>
@@ -2924,12 +2924,12 @@
     </w:p>
     <w:p>
       <w:r>
-        <w:t>实物课排在九月十六号，星期一上午第一二节。</w:t>
-      </w:r>
-    </w:p>
-    <w:p>
-      <w:r>
-        <w:t>这个排课全班骂了一个星期——星期一早上八点看尸体，谁想得出来。</w:t>
+        <w:t>实物课排在九月十六号，星期二上午第一二节。</w:t>
+      </w:r>
+    </w:p>
+    <w:p>
+      <w:r>
+        <w:t>全班骂了一个星期——早上八点看尸体，谁想得出来。</w:t>
       </w:r>
     </w:p>
     <w:p>
@@ -2994,7 +2994,7 @@
     </w:p>
     <w:p>
       <w:r>
-        <w:t>“第二，不许拍照，不许对着他说笑话，不许把他叫做'东西'。做不到的，现在出去，我不点名。”</w:t>
+        <w:t>“第二，不许拍照，不许对着他说笑话，不许把他叫做‘东西’。做不到的，现在出去，我不点名。”</w:t>
       </w:r>
     </w:p>
     <w:p>
@@ -3474,7 +3474,7 @@
     </w:p>
     <w:p>
       <w:r>
-        <w:t>“'该标本内脏已取出，无法判断'。”方教授把纸翻过去，“这位同学很诚实。”</w:t>
+        <w:t>“‘该标本内脏已取出，无法判断’。”方教授把纸翻过去，“这位同学很诚实。”</w:t>
       </w:r>
     </w:p>
     <w:p>
@@ -3504,7 +3504,7 @@
     </w:p>
     <w:p>
       <w:r>
-        <w:t>“'第五、六颈椎椎体前缘唇样增生，椎间隙变窄，为长期低头所致。结合年龄与体型，推断为长期伏案工作者，教师或办公室文员的可能性最大。'”</w:t>
+        <w:t>“‘第五、六颈椎椎体前缘唇样增生，椎间隙变窄，为长期低头所致。结合年龄与体型，推断为长期伏案工作者，教师或办公室文员的可能性最大。’”</w:t>
       </w:r>
     </w:p>
     <w:p>
@@ -3589,7 +3589,7 @@
     </w:p>
     <w:p>
       <w:r>
-        <w:t>“有几位写了'长期劳动者'。”他说，“哪几位？”</w:t>
+        <w:t>“有几位写了‘长期劳动者’。”他说，“哪几位？”</w:t>
       </w:r>
     </w:p>
     <w:p>
@@ -3659,7 +3659,7 @@
     </w:p>
     <w:p>
       <w:r>
-        <w:t>“记住了。”方教授把纸放下，“你是三十二个人里唯一一个说'看不出来'的。这四个字很值钱。”</w:t>
+        <w:t>“记住了。”方教授把纸放下，“你是三十二个人里唯一一个说‘看不出来’的。这四个字很值钱。”</w:t>
       </w:r>
     </w:p>
     <w:p>
@@ -3773,7 +3773,7 @@
     </w:p>
     <w:p>
       <w:r>
-        <w:t>“你上节课念了'骭'。”方教授说，“念得那么顺。今天你不懂了？”</w:t>
+        <w:t>“你上节课念了‘骭’。”方教授说，“念得那么顺。今天你不懂了？”</w:t>
       </w:r>
     </w:p>
     <w:p>
@@ -3953,7 +3953,7 @@
     </w:p>
     <w:p>
       <w:r>
-        <w:t>“1994 年到现在是三十年。”他说，“可这块骨痂，我看着不像三十年的。”</w:t>
+        <w:t>“1994 年到现在是三十一年。”他说，“可这块骨痂，我看着不像三十年的。”</w:t>
       </w:r>
     </w:p>
     <w:p>
@@ -3978,7 +3978,7 @@
     </w:p>
     <w:p>
       <w:r>
-        <w:t>“骨痂改建到这个程度需要时间，但也不是越久越平。它到了一个程度就基本不再变了，通常十年左右就停在那儿了。所以三十年和十二年，看上去可能差不多。”</w:t>
+        <w:t>“骨痂改建到这个程度需要时间，但也不是越久越平。它到了一个程度就基本不再变了，通常十年左右就停在那儿了。所以三十一年和十二年，看上去可能差不多。”</w:t>
       </w:r>
     </w:p>
     <w:p>
@@ -3998,7 +3998,7 @@
     </w:p>
     <w:p>
       <w:r>
-        <w:t>“三十年的骨痂，周围的骨皮质会跟着一起老。骨小梁的密度会均匀地降下来，看着是'一片都旧'。这块不是。这块骨痂周围有一圈，比更远的地方要密一点，那圈还没完全跟上。”</w:t>
+        <w:t>“三十一年的骨痂，周围的骨皮质会跟着一起老。骨小梁的密度会均匀地降下来，看着是‘一片都旧’。这块不是。这块骨痂周围有一圈，比更远的地方要密一点，那圈还没完全跟上。”</w:t>
       </w:r>
     </w:p>
     <w:p>
@@ -4098,7 +4098,7 @@
     </w:p>
     <w:p>
       <w:r>
-        <w:t>到现在，十一年。</w:t>
+        <w:t>到现在，十二年。</w:t>
       </w:r>
     </w:p>
     <w:p>
@@ -4293,7 +4293,7 @@
     </w:p>
     <w:p>
       <w:r>
-        <w:t>“你刚才说的那个'一圈比更远的地方密一点'，”他说，“是谁教你的？”</w:t>
+        <w:t>“你刚才说的那个‘一圈比更远的地方密一点’，”他说，“是谁教你的？”</w:t>
       </w:r>
     </w:p>
     <w:p>
@@ -4338,7 +4338,7 @@
     </w:p>
     <w:p>
       <w:r>
-        <w:t>“你猜了十一年。”方教授说，“档案上写的是 2013 年。”</w:t>
+        <w:t>“你猜了十二年。”方教授说，“档案上写的是 2013 年。”</w:t>
       </w:r>
     </w:p>
     <w:p>
@@ -4947,7 +4947,7 @@
     </w:p>
     <w:p>
       <w:r>
-        <w:t>“他说的是对的。”方教授把茶杯放下，“档案上写着 2013 年。他说十一年。”</w:t>
+        <w:t>“他说的是对的。”方教授把茶杯放下，“档案上写着 2013 年。他说十二年。”</w:t>
       </w:r>
     </w:p>
     <w:p>
@@ -5022,7 +5022,7 @@
     </w:p>
     <w:p>
       <w:r>
-        <w:t>“'扫地僧'。”吴茂说，“底下有人问是谁，还没人认出来。”</w:t>
+        <w:t>“‘扫地僧’。”吴茂说，“底下有人问是谁，还没人认出来。”</w:t>
       </w:r>
     </w:p>
     <w:p>
@@ -5037,7 +5037,7 @@
     </w:p>
     <w:p>
       <w:r>
-        <w:t>“你就'哦'一声？”吴茂从上铺探出半个身子，“兄弟，这是流量啊。”</w:t>
+        <w:t>“你就‘哦’一声？”吴茂从上铺探出半个身子，“兄弟，这是流量啊。”</w:t>
       </w:r>
     </w:p>
     <w:p>
@@ -5057,7 +5057,7 @@
     </w:p>
     <w:p>
       <w:r>
-        <w:t>“意味着这个身份现在有价值。”吴茂说，“我算过了，如果现在有人跳出来说'我就是那个扫地僧'，他能在三天之内加满两百个好友。这两百个人里，至少有三十个是女生，至少有五个是学生会的。”</w:t>
+        <w:t>“意味着这个身份现在有价值。”吴茂说，“我算过了，如果现在有人跳出来说‘我就是那个扫地僧’，他能在三天之内加满两百个好友。这两百个人里，至少有三十个是女生，至少有五个是学生会的。”</w:t>
       </w:r>
     </w:p>
     <w:p>
@@ -5067,7 +5067,7 @@
     </w:p>
     <w:p>
       <w:r>
-        <w:t>“我不能说啊！”吴茂说，“我在那节课上交的纸条写的是'该标本内脏已取出，无法判断'，方教授当着全班的面念的那张就是我的。我说我是扫地僧？我第二天就得社死。”</w:t>
+        <w:t>“我不能说啊！”吴茂说，“我在那节课上交的纸条写的是‘该标本内脏已取出，无法判断’，方教授当着全班的面念的那张就是我的。我说我是扫地僧？我第二天就得社死。”</w:t>
       </w:r>
     </w:p>
     <w:p>
@@ -5167,7 +5167,7 @@
     </w:p>
     <w:p>
       <w:r>
-        <w:t>“你倒是说清楚啊！”吴茂急了，“你说'他是'，'他'是姜砚，'是'是——是什么？是扫地僧？”</w:t>
+        <w:t>“你倒是说清楚啊！”吴茂急了，“你说‘他是’，‘他’是姜砚，‘是’是——是什么？是扫地僧？”</w:t>
       </w:r>
     </w:p>
     <w:p>
@@ -5182,7 +5182,7 @@
     </w:p>
     <w:p>
       <w:r>
-        <w:t>“你说了！你说'他是'！”</w:t>
+        <w:t>“你说了！你说‘他是’！”</w:t>
       </w:r>
     </w:p>
     <w:p>
@@ -5406,7 +5406,7 @@
     </w:p>
     <w:p>
       <w:r>
-        <w:t>十一年。</w:t>
+        <w:t>十二年。</w:t>
       </w:r>
     </w:p>
     <w:p>
@@ -6040,7 +6040,7 @@
     </w:p>
     <w:p>
       <w:r>
-        <w:t>“招了。”祝棠说，“招了三个，两个第二周就退了。还有一个在退之前，帮我搬了一次器材——搬完跟我说：'社长，这个太累了，我还是去篮球队吧。'”</w:t>
+        <w:t>“招了。”祝棠说，“招了三个，两个第二周就退了。还有一个在退之前，帮我搬了一次器材——搬完跟我说：‘社长，这个太累了，我还是去篮球队吧。’”</w:t>
       </w:r>
     </w:p>
     <w:p>
@@ -6978,7 +6978,7 @@
     </w:p>
     <w:p>
       <w:r>
-        <w:t>九月十九号，星期四，下午没课。</w:t>
+        <w:t>九月十九号，星期五，下午没课。</w:t>
       </w:r>
     </w:p>
     <w:p>
@@ -7063,12 +7063,12 @@
     </w:p>
     <w:p>
       <w:r>
-        <w:t>八年了。</w:t>
-      </w:r>
-    </w:p>
-    <w:p>
-      <w:r>
-        <w:t>八年，日晒雨淋，塑封膜都黄了。</w:t>
+        <w:t>九年了。</w:t>
+      </w:r>
+    </w:p>
+    <w:p>
+      <w:r>
+        <w:t>九年，日晒雨淋，塑封膜都黄了。</w:t>
       </w:r>
     </w:p>
     <w:p>
@@ -7607,7 +7607,7 @@
     </w:p>
     <w:p>
       <w:r>
-        <w:t>九月二十号，星期五。</w:t>
+        <w:t>九月二十号，星期六。</w:t>
       </w:r>
     </w:p>
     <w:p>
@@ -7627,7 +7627,7 @@
     </w:p>
     <w:p>
       <w:r>
-        <w:t>急诊在门诊楼的西侧，有独立的出入口，二十四小时开着。星期五傍晚的急诊是一周里最满的——运动伤、酒精中毒、发热的小孩，还有各种想着“熬到周末再说”、结果没熬住的老人。</w:t>
+        <w:t>急诊在门诊楼的西侧，有独立的出入口，二十四小时开着。周末下午的急诊比工作日还要满——运动伤、酒精中毒、发热的小孩，还有各种在家里忍了两天忍不下去的老人。</w:t>
       </w:r>
     </w:p>
     <w:p>
@@ -7687,7 +7687,7 @@
     </w:p>
     <w:p>
       <w:r>
-        <w:t>“你觉得。”男医生把这两个字咬得很清楚，“温栖迟，你现在是住院医第一年，你在急诊。你知道'我觉得'这三个字在急诊值多少钱吗？”</w:t>
+        <w:t>“你觉得。”男医生把这两个字咬得很清楚，“温栖迟，你现在是住院医第一年，你在急诊。你知道‘我觉得’这三个字在急诊值多少钱吗？”</w:t>
       </w:r>
     </w:p>
     <w:p>
@@ -7697,7 +7697,7 @@
     </w:p>
     <w:p>
       <w:r>
-        <w:t>“你不知道。”男医生说，“你要是知道，你就不会在我要收病人的时候，站在这儿跟我说'我觉得'。你要么给我一个指标，要么给我一个体征，要么给我一个影像。你给我一个。”</w:t>
+        <w:t>“你不知道。”男医生说，“你要是知道，你就不会在我要收病人的时候，站在这儿跟我说‘我觉得’。你要么给我一个指标，要么给我一个体征，要么给我一个影像。你给我一个。”</w:t>
       </w:r>
     </w:p>
     <w:p>
@@ -7922,7 +7922,7 @@
     </w:p>
     <w:p>
       <w:r>
-        <w:t>“听见她说'我觉得不对'。”</w:t>
+        <w:t>“听见她说‘我觉得不对’。”</w:t>
       </w:r>
     </w:p>
     <w:p>
@@ -8191,7 +8191,7 @@
     </w:p>
     <w:p>
       <w:r>
-        <w:t>“不知道啊。”护士终于抬起头，“男的，个子挺高，说话很轻。他说他刚在那边站着，听见你说'我觉得不对'。”</w:t>
+        <w:t>“不知道啊。”护士终于抬起头，“男的，个子挺高，说话很轻。他说他刚在那边站着，听见你说‘我觉得不对’。”</w:t>
       </w:r>
     </w:p>
     <w:p>
@@ -8730,7 +8730,7 @@
     </w:p>
     <w:p>
       <w:r>
-        <w:t>九月二十一号，星期六。</w:t>
+        <w:t>九月二十一号，星期日。</w:t>
       </w:r>
     </w:p>
     <w:p>
@@ -8765,7 +8765,7 @@
     </w:p>
     <w:p>
       <w:r>
-        <w:t>第三页是高中阶段的档案摘要：市三中，2021 年毕业，之后两年为社会考生身份报考。</w:t>
+        <w:t>第三页是高中阶段的档案摘要：市三中，2023 年毕业，之后两年为社会考生身份报考。</w:t>
       </w:r>
     </w:p>
     <w:p>
@@ -9115,7 +9115,7 @@
     </w:p>
     <w:p>
       <w:r>
-        <w:t>“我们班有个大一新生，”他说，“实物课上，从骨头上看出来标本生前是铺地板的，还看出来一处骨折是十一年前的。”</w:t>
+        <w:t>“我们班有个大一新生，”他说，“实物课上，从骨头上看出来标本生前是铺地板的，还看出来一处骨折是十二年前的。”</w:t>
       </w:r>
     </w:p>
     <w:p>
@@ -9384,7 +9384,7 @@
     </w:p>
     <w:p>
       <w:r>
-        <w:t>江城医大的军训不在开学第一天，往后压了三个星期——校方的说法是“让新生先适应课业节奏”，学生们的说法是“教官那两周被别的学校抢走了”。</w:t>
+        <w:t>江城医大的军训不在开学第一天，往后压了两个星期——校方的说法是“让新生先适应课业节奏”，学生们的说法是“教官那两周被别的学校抢走了”。</w:t>
       </w:r>
     </w:p>
     <w:p>
@@ -10448,7 +10448,7 @@
     </w:p>
     <w:p>
       <w:r>
-        <w:t>第七次。</w:t>
+        <w:t>第九次。</w:t>
       </w:r>
     </w:p>
     <w:p>
@@ -11972,7 +11972,7 @@
     </w:p>
     <w:p>
       <w:r>
-        <w:t>“我记你一个'扰乱训练秩序'。”</w:t>
+        <w:t>“我记你一个‘扰乱训练秩序’。”</w:t>
       </w:r>
     </w:p>
     <w:p>
@@ -12102,7 +12102,27 @@
     </w:p>
     <w:p>
       <w:r>
-        <w:t>姜砚站在原地，看着那个学生的方向，心里只有一个念头：救护车，怎么还没来。</w:t>
+        <w:t>姜砚站在原地，看着校门的方向。</w:t>
+      </w:r>
+    </w:p>
+    <w:p>
+      <w:r>
+        <w:t>救护车的声音已经听不见了。</w:t>
+      </w:r>
+    </w:p>
+    <w:p>
+      <w:r>
+        <w:t>他低下头，看了看自己的手。</w:t>
+      </w:r>
+    </w:p>
+    <w:p>
+      <w:r>
+        <w:t>还在抖。</w:t>
+      </w:r>
+    </w:p>
+    <w:p>
+      <w:r>
+        <w:t>——他知道这不是因为跑步。</w:t>
       </w:r>
     </w:p>
     <w:p>
@@ -12156,7 +12176,7 @@
     </w:p>
     <w:p>
       <w:r>
-        <w:t>“你看啊，”吴茂划着手机念，“'经 CT 检查，确诊为自发性蛛网膜下腔出血，考虑动脉瘤破裂。已收入神经外科监护室，目前生命体征平稳。'”</w:t>
+        <w:t>“你看啊，”吴茂划着手机念，“‘经 CT 检查，确诊为自发性蛛网膜下腔出血，考虑动脉瘤破裂。已收入神经外科监护室，目前生命体征平稳。’”</w:t>
       </w:r>
     </w:p>
     <w:p>
@@ -12541,7 +12561,7 @@
     </w:p>
     <w:p>
       <w:r>
-        <w:t>「'与教官发生肢体接触'——他不拦着人早没了吧」</w:t>
+        <w:t>「‘与教官发生肢体接触’——他不拦着人早没了吧」</w:t>
       </w:r>
     </w:p>
     <w:p>
@@ -12551,7 +12571,7 @@
     </w:p>
     <w:p>
       <w:r>
-        <w:t>「他说的是'瞳孔不等大'，当时我以为他在装13」</w:t>
+        <w:t>「他说的是‘瞳孔不等大’，当时我以为他在装13」</w:t>
       </w:r>
     </w:p>
     <w:p>
@@ -12991,12 +13011,12 @@
     </w:p>
     <w:p>
       <w:r>
-        <w:t>三个星期。</w:t>
-      </w:r>
-    </w:p>
-    <w:p>
-      <w:r>
-        <w:t>他装了三个星期。</w:t>
+        <w:t>两个星期。</w:t>
+      </w:r>
+    </w:p>
+    <w:p>
+      <w:r>
+        <w:t>他装了两个星期。</w:t>
       </w:r>
     </w:p>
     <w:p>
@@ -13545,7 +13565,7 @@
     </w:p>
     <w:p>
       <w:r>
-        <w:t>“我看出来，”岑昭昭说，“你说'我明天退学'那句话的时候，一点都不紧张。”</w:t>
+        <w:t>“我看出来，”岑昭昭说，“你说‘我明天退学’那句话的时候，一点都不紧张。”</w:t>
       </w:r>
     </w:p>
     <w:p>
@@ -16221,7 +16241,7 @@
     </w:p>
     <w:p>
       <w:r>
-        <w:t>“你自己听听，”黄老师说，“'我拦他'和'我碰到他了'，这两句话在录像里是一样的。你在三百多人面前伸手去拦一个教官，这个事儿，从任何角度看，都是你不对。”</w:t>
+        <w:t>“你自己听听，”黄老师说，“‘我拦他’和‘我碰到他了’，这两句话在录像里是一样的。你在三百多人面前伸手去拦一个教官，这个事儿，从任何角度看，都是你不对。”</w:t>
       </w:r>
     </w:p>
     <w:p>
@@ -16316,7 +16336,7 @@
     </w:p>
     <w:p>
       <w:r>
-        <w:t>“是有这么一条。”他翻了翻手边的册子，“'受处分学生应参加不少于二十小时的义务服务，作为解除处分的考核依据'。怎么了？”</w:t>
+        <w:t>“是有这么一条。”他翻了翻手边的册子，“‘受处分学生应参加不少于二十小时的义务服务，作为解除处分的考核依据’。怎么了？”</w:t>
       </w:r>
     </w:p>
     <w:p>
@@ -16366,7 +16386,7 @@
     </w:p>
     <w:p>
       <w:r>
-        <w:t>“一等奖学金八千。评优的话，'优秀学生'称号本身不值钱，但是它挂钩下一年的三好和保研加分，折算成机会成本，我给它估两千。实习分配靠后……这个不好估，因为附一和市二院的差距太大了，保守估五千。”</w:t>
+        <w:t>“一等奖学金八千。评优的话，‘优秀学生’称号本身不值钱，但是它挂钩下一年的三好和保研加分，折算成机会成本，我给它估两千。实习分配靠后……这个不好估，因为附一和市二院的差距太大了，保守估五千。”</w:t>
       </w:r>
     </w:p>
     <w:p>
@@ -16596,7 +16616,7 @@
     </w:p>
     <w:p>
       <w:r>
-        <w:t>“你问的是'一万五换一条命值不值'。”姜砚说，“但你其实想问的是另一件事。”</w:t>
+        <w:t>“你问的是‘一万五换一条命值不值’。”姜砚说，“但你其实想问的是另一件事。”</w:t>
       </w:r>
     </w:p>
     <w:p>
@@ -16756,7 +16776,7 @@
     </w:p>
     <w:p>
       <w:r>
-        <w:t>“我写了一份材料，建议在通报里加一句'该生在事件中的判断对救治起到了积极作用'。”</w:t>
+        <w:t>“我写了一份材料，建议在通报里加一句‘该生在事件中的判断对救治起到了积极作用’。”</w:t>
       </w:r>
     </w:p>
     <w:p>
@@ -16875,12 +16895,12 @@
     </w:p>
     <w:p>
       <w:r>
-        <w:t>他把这份材料交到学工处的时候是十月九号下午三点二十。</w:t>
-      </w:r>
-    </w:p>
-    <w:p>
-      <w:r>
-        <w:t>十月十号上午十点，材料被退回来了。</w:t>
+        <w:t>他把这份材料交到学工处的时候是十月八号下午三点二十。</w:t>
+      </w:r>
+    </w:p>
+    <w:p>
+      <w:r>
+        <w:t>十月九号上午十点，材料被退回来了。</w:t>
       </w:r>
     </w:p>
     <w:p>
@@ -16955,7 +16975,7 @@
     </w:p>
     <w:p>
       <w:r>
-        <w:t>“小周，”王老师放下杯子，“我打断一下。你告诉我，'他救了人'这件事，谁来认定？”</w:t>
+        <w:t>“小周，”王老师放下杯子，“我打断一下。你告诉我，‘他救了人’这件事，谁来认定？”</w:t>
       </w:r>
     </w:p>
     <w:p>
@@ -16975,7 +16995,7 @@
     </w:p>
     <w:p>
       <w:r>
-        <w:t>“医院不会说话的。”王老师说，“医院只会出病历。病历上写的是：患者由 120 转运至我院，急诊 CT 提示蛛网膜下腔出血。病历上不会写'因某学生阻止搬运，避免了再出血'。”</w:t>
+        <w:t>“医院不会说话的。”王老师说，“医院只会出病历。病历上写的是：患者由 120 转运至我院，急诊 CT 提示蛛网膜下腔出血。病历上不会写‘因某学生阻止搬运，避免了再出血’。”</w:t>
       </w:r>
     </w:p>
     <w:p>
@@ -16995,7 +17015,7 @@
     </w:p>
     <w:p>
       <w:r>
-        <w:t>“你看，”王老师说，“这不是学校在为难他。这是这件事本身没法认定。你要我们在通报里写'积极作用'，我们写不了，因为写了以后有人来问依据，我们拿不出来。”</w:t>
+        <w:t>“你看，”王老师说，“这不是学校在为难他。这是这件事本身没法认定。你要我们在通报里写‘积极作用’，我们写不了，因为写了以后有人来问依据，我们拿不出来。”</w:t>
       </w:r>
     </w:p>
     <w:p>
@@ -17255,7 +17275,7 @@
     </w:p>
     <w:p>
       <w:r>
-        <w:t>同一天下午，姜砚在档案室报到。</w:t>
+        <w:t>十月十号下午，姜砚在档案室报到。</w:t>
       </w:r>
     </w:p>
     <w:p>
@@ -18049,12 +18069,12 @@
     </w:p>
     <w:p>
       <w:r>
-        <w:t>八年了。</w:t>
-      </w:r>
-    </w:p>
-    <w:p>
-      <w:r>
-        <w:t>哪一台设备需要八年还搬不完？</w:t>
+        <w:t>九年了。</w:t>
+      </w:r>
+    </w:p>
+    <w:p>
+      <w:r>
+        <w:t>哪一台设备需要九年还搬不完？</w:t>
       </w:r>
     </w:p>
     <w:p>
@@ -19796,7 +19816,7 @@
     </w:p>
     <w:p>
       <w:r>
-        <w:t>「'出院日期'一栏，指患者结束本次住院的日期。患者死亡的，此栏填写死亡日期，并在备注栏注明'死亡'。」</w:t>
+        <w:t>「‘出院日期’一栏，指患者结束本次住院的日期。患者死亡的，此栏填写死亡日期，并在备注栏注明‘死亡’。」</w:t>
       </w:r>
     </w:p>
     <w:p>
@@ -19961,7 +19981,7 @@
     </w:p>
     <w:p>
       <w:r>
-        <w:t>“死了也一样登。”老邢说，“死了的话，出院日期就写死亡那天，备注栏写'死亡'。”</w:t>
+        <w:t>“死了也一样登。”老邢说，“死了的话，出院日期就写死亡那天，备注栏写‘死亡’。”</w:t>
       </w:r>
     </w:p>
     <w:p>
@@ -20051,7 +20071,7 @@
     </w:p>
     <w:p>
       <w:r>
-        <w:t>“写'自动出院'。”老邢说，“再往下的事儿，医院就不管了。”</w:t>
+        <w:t>“写‘自动出院’。”老邢说，“再往下的事儿，医院就不管了。”</w:t>
       </w:r>
     </w:p>
     <w:p>
@@ -20655,7 +20675,7 @@
     </w:p>
     <w:p>
       <w:r>
-        <w:t>“什么理由都行。”老邢说，“'涉及科研数据'、'涉及患者隐私'、'涉及技术保密'——什么理由都行，医务处不会驳回的。因为提申请的人是科室主任。”</w:t>
+        <w:t>“什么理由都行。”老邢说，“‘涉及科研数据’、‘涉及患者隐私’、‘涉及技术保密’——什么理由都行，医务处不会驳回的。因为提申请的人是科室主任。”</w:t>
       </w:r>
     </w:p>
     <w:p>
@@ -20785,7 +20805,7 @@
     </w:p>
     <w:p>
       <w:r>
-        <w:t>“我说的是贴膏药这件事。”老邢说，“你给我贴了三个星期。你知道这三个星期我早上是怎么过的吗？”</w:t>
+        <w:t>“我说的是贴膏药这件事。”老邢说，“你给我贴了十来天。你知道这十来天我早上是怎么过的吗？”</w:t>
       </w:r>
     </w:p>
     <w:p>
@@ -21589,7 +21609,12 @@
     </w:p>
     <w:p>
       <w:r>
-        <w:t>十月九号，处分，档案室。</w:t>
+        <w:t>十月九号，处分。</w:t>
+      </w:r>
+    </w:p>
+    <w:p>
+      <w:r>
+        <w:t>十月十号，档案室。</w:t>
       </w:r>
     </w:p>
     <w:p>
@@ -21670,66 +21695,6 @@
     <w:p>
       <w:r>
         <w:t>姜砚闭上眼睛。</w:t>
-      </w:r>
-    </w:p>
-    <w:p>
-      <w:r>
-        <w:t>两个月。</w:t>
-      </w:r>
-    </w:p>
-    <w:p>
-      <w:r>
-        <w:t>他从“什么都不知道”，走到了“知道有三天不对劲”。</w:t>
-      </w:r>
-    </w:p>
-    <w:p>
-      <w:r>
-        <w:t>进度很慢。</w:t>
-      </w:r>
-    </w:p>
-    <w:p>
-      <w:r>
-        <w:t>但这两个月里，他做错了很多事。</w:t>
-      </w:r>
-    </w:p>
-    <w:p>
-      <w:r>
-        <w:t>他在体检室多说了一句话。他在解剖课上问了一个不该问的问题。他在军训场上拦了一个教官。他在食堂当着两百个人的面说了一个人的肝。</w:t>
-      </w:r>
-    </w:p>
-    <w:p>
-      <w:r>
-        <w:t>每一次他都告诉自己：这是最后一次。</w:t>
-      </w:r>
-    </w:p>
-    <w:p>
-      <w:r>
-        <w:t>每一次都不是。</w:t>
-      </w:r>
-    </w:p>
-    <w:p>
-      <w:r>
-        <w:t>姜砚在黑暗里翻了个身。</w:t>
-      </w:r>
-    </w:p>
-    <w:p>
-      <w:r>
-        <w:t>他想起他爸说过的第三条规矩。</w:t>
-      </w:r>
-    </w:p>
-    <w:p>
-      <w:r>
-        <w:t>看得见，不等于该动手。</w:t>
-      </w:r>
-    </w:p>
-    <w:p>
-      <w:r>
-        <w:t>他一直以为这句话是在说医术。</w:t>
-      </w:r>
-    </w:p>
-    <w:p>
-      <w:r>
-        <w:t>现在他忽然意识到，这句话可能是在说别的。</w:t>
       </w:r>
     </w:p>
     <w:p>
@@ -22173,7 +22138,7 @@
     </w:p>
     <w:p>
       <w:r>
-        <w:t>“他说：'这个东西不是给你用的。'”</w:t>
+        <w:t>“他说：‘这个东西不是给你用的。’”</w:t>
       </w:r>
     </w:p>
     <w:p>
@@ -22428,7 +22393,7 @@
     </w:p>
     <w:p>
       <w:r>
-        <w:t>“我知道啊，所以我在想变通的办法。”吴茂说，“比如挂靠在学生会名下，做成'志愿服务'，收成本费——”</w:t>
+        <w:t>“我知道啊，所以我在想变通的办法。”吴茂说，“比如挂靠在学生会名下，做成‘志愿服务’，收成本费——”</w:t>
       </w:r>
     </w:p>
     <w:p>
@@ -22443,7 +22408,7 @@
     </w:p>
     <w:p>
       <w:r>
-        <w:t>“'以志愿服务名义收费'。”姜砚说，“《学生手册》第四十一条。”</w:t>
+        <w:t>“‘以志愿服务名义收费’。”姜砚说，“《学生手册》第四十一条。”</w:t>
       </w:r>
     </w:p>
     <w:p>
@@ -25828,7 +25793,7 @@
     </w:p>
     <w:p>
       <w:r>
-        <w:t>“我不知道。”姜砚说，“所以我写的是'建议查'，不是'考虑什么'。”</w:t>
+        <w:t>“我不知道。”姜砚说，“所以我写的是‘建议查’，不是‘考虑什么’。”</w:t>
       </w:r>
     </w:p>
     <w:p>
@@ -26107,12 +26072,7 @@
     </w:p>
     <w:p>
       <w:r>
-        <w:t>他爸那个会诊本上写过四个字：此人不宜。</w:t>
-      </w:r>
-    </w:p>
-    <w:p>
-      <w:r>
-        <w:t>那个人说“不宜”。</w:t>
+        <w:t>一个人说“不合适”。</w:t>
       </w:r>
     </w:p>
     <w:p>
@@ -26217,7 +26177,7 @@
     </w:p>
     <w:p>
       <w:r>
-        <w:t>十一月十七号，康复科十七号床。 二十年前，“腰上的瘤子”，免费手术，三千块营养补助，一个肾。</w:t>
+        <w:t>十一月十三号，康复科十七号床。 二十年前，“腰上的瘤子”，免费手术，三千块营养补助，一个肾。</w:t>
       </w:r>
     </w:p>
     <w:p>
@@ -26312,11 +26272,6 @@
     </w:p>
     <w:p>
       <w:r>
-        <w:t>第一张是他在老年病科值夜班时撕下来的那一页——不对，那是后来的事。</w:t>
-      </w:r>
-    </w:p>
-    <w:p>
-      <w:r>
         <w:t>姜砚打开铁盒。</w:t>
       </w:r>
     </w:p>
@@ -26532,7 +26487,7 @@
     </w:p>
     <w:p>
       <w:r>
-        <w:t>“他说，”老爷子说，“'这个人不合适'。”</w:t>
+        <w:t>“他说，”老爷子说，“‘这个人不合适’。”</w:t>
       </w:r>
     </w:p>
     <w:p>
@@ -27161,7 +27116,7 @@
     </w:p>
     <w:p>
       <w:r>
-        <w:t>“他说，'这个人不合适'。”</w:t>
+        <w:t>“他说，‘这个人不合适’。”</w:t>
       </w:r>
     </w:p>
     <w:p>
@@ -28329,7 +28284,7 @@
     </w:p>
     <w:p>
       <w:r>
-        <w:t>“挑那种'好救的'。”姜屺说，“救完能让你舒服的。治不好的，你就不想碰了。”</w:t>
+        <w:t>“挑那种‘好救的’。”姜屺说，“救完能让你舒服的。治不好的，你就不想碰了。”</w:t>
       </w:r>
     </w:p>
     <w:p>
@@ -28474,7 +28429,7 @@
     </w:p>
     <w:p>
       <w:r>
-        <w:t>“他说，'这个人不合适'。”</w:t>
+        <w:t>“他说，‘这个人不合适’。”</w:t>
       </w:r>
     </w:p>
     <w:p>
@@ -28684,7 +28639,7 @@
     </w:p>
     <w:p>
       <w:r>
-        <w:t>“我小时候听我爸说过一次。”姜砚说，“他说'前三条你现在学，第四条你以后再学'。”</w:t>
+        <w:t>“我小时候听我爸说过一次。”姜砚说，“他说‘前三条你现在学，第四条你以后再学’。”</w:t>
       </w:r>
     </w:p>
     <w:p>
@@ -29553,7 +29508,7 @@
     </w:p>
     <w:p>
       <w:r>
-        <w:t>姜屺说：“'好不了'那句。”</w:t>
+        <w:t>姜屺说：“‘好不了’那句。”</w:t>
       </w:r>
     </w:p>
     <w:p>
@@ -29827,7 +29782,7 @@
     </w:p>
     <w:p>
       <w:r>
-        <w:t>“很少。”姜屺说，“它不是常用药。用它的人，一定是想着'筋'这件事的人。”</w:t>
+        <w:t>“很少。”姜屺说，“它不是常用药。用它的人，一定是想着‘筋’这件事的人。”</w:t>
       </w:r>
     </w:p>
     <w:p>
@@ -30731,7 +30686,7 @@
     </w:p>
     <w:p>
       <w:r>
-        <w:t>“我说'很多'。”</w:t>
+        <w:t>“我说‘很多’。”</w:t>
       </w:r>
     </w:p>
     <w:p>
@@ -31285,7 +31240,7 @@
     </w:p>
     <w:p>
       <w:r>
-        <w:t>“八个。”</w:t>
+        <w:t>“六个。”</w:t>
       </w:r>
     </w:p>
     <w:p>
@@ -31650,7 +31605,7 @@
     </w:p>
     <w:p>
       <w:r>
-        <w:t>“你不用告诉。”姜屺说，“你在他面前提过'我家开药铺的'。他一个在医院住了半年的老头，他有的是时间打听。”</w:t>
+        <w:t>“你不用告诉。”姜屺说，“你在他面前提过‘我家开药铺的’。他一个在医院住了半年的老头，他有的是时间打听。”</w:t>
       </w:r>
     </w:p>
     <w:p>
@@ -31875,7 +31830,7 @@
     </w:p>
     <w:p>
       <w:r>
-        <w:t>“他明天还是要去透析。”姜屺说，“他透析要花钱，钱不够，他会去找当年那个'免费手术'的项目。他去找，就有人会给他打电话。”</w:t>
+        <w:t>“他明天还是要去透析。”姜屺说，“他透析要花钱，钱不够，他会去找当年那个‘免费手术’的项目。他去找，就有人会给他打电话。”</w:t>
       </w:r>
     </w:p>
     <w:p>
@@ -33088,7 +33043,7 @@
     </w:p>
     <w:p>
       <w:r>
-        <w:t>“他说，”姜屺说，“'他们请我去看一种病'。”</w:t>
+        <w:t>“他说，”姜屺说，“‘他们请我去看一种病’。”</w:t>
       </w:r>
     </w:p>
     <w:p>
@@ -33133,7 +33088,7 @@
     </w:p>
     <w:p>
       <w:r>
-        <w:t>“他说，”姜屺说，“'那不是病'。”</w:t>
+        <w:t>“他说，”姜屺说，“‘那不是病’。”</w:t>
       </w:r>
     </w:p>
     <w:p>
@@ -33153,7 +33108,7 @@
     </w:p>
     <w:p>
       <w:r>
-        <w:t>“他说'那不是病'？”</w:t>
+        <w:t>“他说‘那不是病’？”</w:t>
       </w:r>
     </w:p>
     <w:p>
@@ -33193,7 +33148,7 @@
     </w:p>
     <w:p>
       <w:r>
-        <w:t>“他说，'是有人把好好的人，弄成了病人'。”</w:t>
+        <w:t>“他说，‘是有人把好好的人，弄成了病人’。”</w:t>
       </w:r>
     </w:p>
     <w:p>
@@ -33363,7 +33318,7 @@
     </w:p>
     <w:p>
       <w:r>
-        <w:t>“我不知道。”姜屺说，“我问他写什么，他说'记点东西'。”</w:t>
+        <w:t>“我不知道。”姜屺说，“我问他写什么，他说‘记点东西’。”</w:t>
       </w:r>
     </w:p>
     <w:p>
@@ -33509,11 +33464,6 @@
     <w:p>
       <w:r>
         <w:t>第三句，他也不敢听懂。</w:t>
-      </w:r>
-    </w:p>
-    <w:p>
-      <w:r>
-        <w:t>他把这三句话在心里过了一遍。</w:t>
       </w:r>
     </w:p>
     <w:p>
@@ -33632,7 +33582,7 @@
     </w:p>
     <w:p>
       <w:r>
-        <w:t>“这个月第三次了。”</w:t>
+        <w:t>“这个月第二次了。”</w:t>
       </w:r>
     </w:p>
     <w:p>
@@ -33717,7 +33667,7 @@
     </w:p>
     <w:p>
       <w:r>
-        <w:t>第二次见到她是三天后。</w:t>
+        <w:t>第二次见到她是四天后。</w:t>
       </w:r>
     </w:p>
     <w:p>
@@ -34541,7 +34491,7 @@
     </w:p>
     <w:p>
       <w:r>
-        <w:t>“因为我想找一样东西。”姜屺说，“我想找'还能救'的证据。多按一会儿，万一就按出来了呢。”</w:t>
+        <w:t>“因为我想找一样东西。”姜屺说，“我想找‘还能救’的证据。多按一会儿，万一就按出来了呢。”</w:t>
       </w:r>
     </w:p>
     <w:p>
@@ -34811,7 +34761,7 @@
     </w:p>
     <w:p>
       <w:r>
-        <w:t>“你爹跟你说过'骨为山'吧？”</w:t>
+        <w:t>“你爹跟你说过‘骨为山’吧？”</w:t>
       </w:r>
     </w:p>
     <w:p>
@@ -35026,7 +34976,7 @@
     </w:p>
     <w:p>
       <w:r>
-        <w:t>“他说，'叔，我以后要学能把山搬回去的本事'。”</w:t>
+        <w:t>“他说，‘叔，我以后要学能把山搬回去的本事’。”</w:t>
       </w:r>
     </w:p>
     <w:p>
@@ -35560,7 +35510,7 @@
     </w:p>
     <w:p>
       <w:r>
-        <w:t>“他说，'这个人不合适'。”</w:t>
+        <w:t>“他说，‘这个人不合适’。”</w:t>
       </w:r>
     </w:p>
     <w:p>
@@ -36114,7 +36064,7 @@
     </w:p>
     <w:p>
       <w:r>
-        <w:t>“她十月份来了三次。”他说，“三次的主诉都是'纳差、乏力'。”</w:t>
+        <w:t>“她这个月来了三次。”他说，“三次的主诉都是‘纳差、乏力’。”</w:t>
       </w:r>
     </w:p>
     <w:p>
@@ -36174,7 +36124,7 @@
     </w:p>
     <w:p>
       <w:r>
-        <w:t>“十月九号，十月十七号，十月二十八号。”他念，“三次。主诉都是'纳差、乏力'。”</w:t>
+        <w:t>“十月二十一号，十月二十四号，十月二十八号。”他念，“三次。主诉都是‘纳差、乏力’。”</w:t>
       </w:r>
     </w:p>
     <w:p>
@@ -36204,7 +36154,7 @@
     </w:p>
     <w:p>
       <w:r>
-        <w:t>“腹部 B 超。”卢医生继续念，“'肝胆脾未见异常，胰腺显示不清'。”</w:t>
+        <w:t>“腹部 B 超。”卢医生继续念，“‘肝胆脾未见异常，胰腺显示不清’。”</w:t>
       </w:r>
     </w:p>
     <w:p>
@@ -36224,7 +36174,7 @@
     </w:p>
     <w:p>
       <w:r>
-        <w:t>“'显示不清'是个很常见的报告用语。”他说，“胰腺前面是胃和横结肠，有气的时候就看不清。十个 B 超里有六个是这么写的。”</w:t>
+        <w:t>“‘显示不清’是个很常见的报告用语。”他说，“胰腺前面是胃和横结肠，有气的时候就看不清。十个 B 超里有六个是这么写的。”</w:t>
       </w:r>
     </w:p>
     <w:p>
@@ -37253,7 +37203,7 @@
     </w:p>
     <w:p>
       <w:r>
-        <w:t>“十九岁，”卢医生说，“你觉得'知道'是权利。”</w:t>
+        <w:t>“十九岁，”卢医生说，“你觉得‘知道’是权利。”</w:t>
       </w:r>
     </w:p>
     <w:p>
@@ -37328,7 +37278,7 @@
     </w:p>
     <w:p>
       <w:r>
-        <w:t>“还有两个月过年。”护士转述的时候说，“卢医生最后跟她说：'您想吃什么，就吃点什么。'”</w:t>
+        <w:t>“还有两个月过年。”护士转述的时候说，“卢医生最后跟她说：‘您想吃什么，就吃点什么。’”</w:t>
       </w:r>
     </w:p>
     <w:p>
@@ -37602,7 +37552,7 @@
     </w:p>
     <w:p>
       <w:r>
-        <w:t>“你知道她昨天跟我说什么吗？”赵先生说，“她跟我说，'儿啊，你别花那个钱了'。”</w:t>
+        <w:t>“你知道她昨天跟我说什么吗？”赵先生说，“她跟我说，‘儿啊，你别花那个钱了’。”</w:t>
       </w:r>
     </w:p>
     <w:p>
@@ -37952,7 +37902,7 @@
     </w:p>
     <w:p>
       <w:r>
-        <w:t>“'介入治疗'。”周慕远说，“这个词是筐，什么都能往里装。”</w:t>
+        <w:t>“‘介入治疗’。”周慕远说，“这个词是筐，什么都能往里装。”</w:t>
       </w:r>
     </w:p>
     <w:p>
@@ -38002,7 +37952,7 @@
     </w:p>
     <w:p>
       <w:r>
-        <w:t>“还有那个'介入治疗'，”姜砚说，“没有写具体是什么。您可以让他们写清楚。”</w:t>
+        <w:t>“还有那个‘介入治疗’，”姜砚说，“没有写具体是什么。您可以让他们写清楚。”</w:t>
       </w:r>
     </w:p>
     <w:p>
@@ -38042,7 +37992,7 @@
     </w:p>
     <w:p>
       <w:r>
-        <w:t>“我去问了。”他说，“他们说那个介入是'肝动脉灌注'。”</w:t>
+        <w:t>“我去问了。”他说，“他们说那个介入是‘肝动脉灌注’。”</w:t>
       </w:r>
     </w:p>
     <w:p>
@@ -38052,7 +38002,7 @@
     </w:p>
     <w:p>
       <w:r>
-        <w:t>“没有。”赵先生说，“我一让他们写，他们就说'这个要根据病情随时调整，没法提前写死'。”</w:t>
+        <w:t>“没有。”赵先生说，“我一让他们写，他们就说‘这个要根据病情随时调整，没法提前写死’。”</w:t>
       </w:r>
     </w:p>
     <w:p>
@@ -38072,7 +38022,7 @@
     </w:p>
     <w:p>
       <w:r>
-        <w:t>“退回来十四万。”赵先生说，“扣了两万'评估费'。”</w:t>
+        <w:t>“退回来十四万。”赵先生说，“扣了两万‘评估费’。”</w:t>
       </w:r>
     </w:p>
     <w:p>
@@ -38446,7 +38396,7 @@
     </w:p>
     <w:p>
       <w:r>
-        <w:t>“他把药接过去，没走。站了一会儿，问我：'姜大夫，你说我当初要是没去深圳，是不是就不一样了。'”</w:t>
+        <w:t>“他把药接过去，没走。站了一会儿，问我：‘姜大夫，你说我当初要是没去深圳，是不是就不一样了。’”</w:t>
       </w:r>
     </w:p>
     <w:p>
@@ -38546,7 +38496,7 @@
     </w:p>
     <w:p>
       <w:r>
-        <w:t>“因为那个药是'毒麻药'。”他说，“她儿子听人说，那个东西吃了会上瘾。”</w:t>
+        <w:t>“因为那个药是‘毒麻药’。”他说，“她儿子听人说，那个东西吃了会上瘾。”</w:t>
       </w:r>
     </w:p>
     <w:p>
@@ -38761,7 +38711,7 @@
     </w:p>
     <w:p>
       <w:r>
-        <w:t>“他问我，”卢医生说，“'医生，用了这个，是不是就没救了'。”</w:t>
+        <w:t>“他问我，”卢医生说，“‘医生，用了这个，是不是就没救了’。”</w:t>
       </w:r>
     </w:p>
     <w:p>
@@ -38771,7 +38721,7 @@
     </w:p>
     <w:p>
       <w:r>
-        <w:t>“我跟他说，”卢医生说，“'你妈现在需要的不是救，是不疼'。”</w:t>
+        <w:t>“我跟他说，”卢医生说，“‘你妈现在需要的不是救，是不疼’。”</w:t>
       </w:r>
     </w:p>
     <w:p>
@@ -39375,7 +39325,7 @@
     </w:p>
     <w:p>
       <w:r>
-        <w:t>“她还问我，”赵先生说，“'儿啊，你那个房子押了没有'。”</w:t>
+        <w:t>“她还问我，”赵先生说，“‘儿啊，你那个房子押了没有’。”</w:t>
       </w:r>
     </w:p>
     <w:p>
@@ -39535,7 +39485,7 @@
     </w:p>
     <w:p>
       <w:r>
-        <w:t>“'您可能赶不回来'。”</w:t>
+        <w:t>“‘您可能赶不回来’。”</w:t>
       </w:r>
     </w:p>
     <w:p>
@@ -39620,7 +39570,7 @@
     </w:p>
     <w:p>
       <w:r>
-        <w:t>“因为你说这句话的时候，”他说，“你心里想的是'我算准了'。”</w:t>
+        <w:t>“因为你说这句话的时候，”他说，“你心里想的是‘我算准了’。”</w:t>
       </w:r>
     </w:p>
     <w:p>
@@ -39630,7 +39580,7 @@
     </w:p>
     <w:p>
       <w:r>
-        <w:t>“你想的不是那个儿子赶不赶得及。”姜屺说，“你想的是'我算出来了两个星期，我要让这件事按我算的走'。”</w:t>
+        <w:t>“你想的不是那个儿子赶不赶得及。”姜屺说，“你想的是‘我算出来了两个星期，我要让这件事按我算的走’。”</w:t>
       </w:r>
     </w:p>
     <w:p>
@@ -39899,7 +39849,7 @@
     </w:p>
     <w:p>
       <w:r>
-        <w:t>“她说，'你怎么还没走'。”</w:t>
+        <w:t>“她说，‘你怎么还没走’。”</w:t>
       </w:r>
     </w:p>
     <w:p>
@@ -39914,7 +39864,7 @@
     </w:p>
     <w:p>
       <w:r>
-        <w:t>“我跟她说，我请了假。”赵先生说，“她说'你别请了，公司要紧'。”</w:t>
+        <w:t>“我跟她说，我请了假。”赵先生说，“她说‘你别请了，公司要紧’。”</w:t>
       </w:r>
     </w:p>
     <w:p>
@@ -39944,7 +39894,7 @@
     </w:p>
     <w:p>
       <w:r>
-        <w:t>“她说，'那你陪我坐会儿'。”</w:t>
+        <w:t>“她说，‘那你陪我坐会儿’。”</w:t>
       </w:r>
     </w:p>
     <w:p>
@@ -42845,7 +42795,7 @@
     </w:p>
     <w:p>
       <w:r>
-        <w:t>第二件事，他花了一天半。</w:t>
+        <w:t>第二件事，他花了一个上午。</w:t>
       </w:r>
     </w:p>
     <w:p>
@@ -43205,7 +43155,7 @@
     </w:p>
     <w:p>
       <w:r>
-        <w:t>第二天上午，他改了方案。</w:t>
+        <w:t>中午十二点，他改了方案。</w:t>
       </w:r>
     </w:p>
     <w:p>
@@ -43894,6 +43844,326 @@
     </w:p>
     <w:p>
       <w:r>
+        <w:t>第十一名：卫延，87.1。</w:t>
+      </w:r>
+    </w:p>
+    <w:p>
+      <w:r>
+        <w:t>——</w:t>
+      </w:r>
+    </w:p>
+    <w:p>
+      <w:r>
+        <w:t>姜砚在“第十一名”那一行上停了半秒。</w:t>
+      </w:r>
+    </w:p>
+    <w:p>
+      <w:r>
+        <w:t>然后他听见旁边有人说话。</w:t>
+      </w:r>
+    </w:p>
+    <w:p>
+      <w:r>
+        <w:t>“差零点五。”</w:t>
+      </w:r>
+    </w:p>
+    <w:p>
+      <w:r>
+        <w:t>卫延站在他左边，隔着一个人的距离。</w:t>
+      </w:r>
+    </w:p>
+    <w:p>
+      <w:r>
+        <w:t>他不知道站了多久。公示栏前面刚才还围着三层人，现在人散得差不多了，只剩下几个还在拍照的。</w:t>
+      </w:r>
+    </w:p>
+    <w:p>
+      <w:r>
+        <w:t>姜砚没有说话。</w:t>
+      </w:r>
+    </w:p>
+    <w:p>
+      <w:r>
+        <w:t>“我算过。”卫延说，“如果我缝合那一站不超时，我是第七。”</w:t>
+      </w:r>
+    </w:p>
+    <w:p>
+      <w:r>
+        <w:t>“你超时了？”</w:t>
+      </w:r>
+    </w:p>
+    <w:p>
+      <w:r>
+        <w:t>“超了一分二十。”卫延说，“最后两针我拆了重缝。”</w:t>
+      </w:r>
+    </w:p>
+    <w:p>
+      <w:r>
+        <w:t>“为什么拆？”</w:t>
+      </w:r>
+    </w:p>
+    <w:p>
+      <w:r>
+        <w:t>“第六针歪了。”卫延说，“歪了大概两毫米。”</w:t>
+      </w:r>
+    </w:p>
+    <w:p>
+      <w:r>
+        <w:t>姜砚看了他一眼。</w:t>
+      </w:r>
+    </w:p>
+    <w:p>
+      <w:r>
+        <w:t>——两毫米。</w:t>
+      </w:r>
+    </w:p>
+    <w:p>
+      <w:r>
+        <w:t>在评分表上，两毫米不扣分。缝合站看的是对合、张力、结的位置，两毫米的偏斜在“边缘对合良好”这一栏里是过得去的。</w:t>
+      </w:r>
+    </w:p>
+    <w:p>
+      <w:r>
+        <w:t>是他自己看不过去。</w:t>
+      </w:r>
+    </w:p>
+    <w:p>
+      <w:r>
+        <w:t>“你考完之后，”卫延说，“我进过那个考站。”</w:t>
+      </w:r>
+    </w:p>
+    <w:p>
+      <w:r>
+        <w:t>姜砚没有接话。</w:t>
+      </w:r>
+    </w:p>
+    <w:p>
+      <w:r>
+        <w:t>“我们是同一站。你考完，隔了两个人就是我。”卫延说，“进去的时候那块猪皮还在台子上，考官在写分。”</w:t>
+      </w:r>
+    </w:p>
+    <w:p>
+      <w:r>
+        <w:t>他停了一下。</w:t>
+      </w:r>
+    </w:p>
+    <w:p>
+      <w:r>
+        <w:t>“我看了。”</w:t>
+      </w:r>
+    </w:p>
+    <w:p>
+      <w:r>
+        <w:t>雨从公示栏的塑料棚沿上滴下来。</w:t>
+      </w:r>
+    </w:p>
+    <w:p>
+      <w:r>
+        <w:t>“九针。”卫延说，“间距一样。线结全在同一侧。”</w:t>
+      </w:r>
+    </w:p>
+    <w:p>
+      <w:r>
+        <w:t>“运气好。”姜砚说。</w:t>
+      </w:r>
+    </w:p>
+    <w:p>
+      <w:r>
+        <w:t>——</w:t>
+      </w:r>
+    </w:p>
+    <w:p>
+      <w:r>
+        <w:t>卫延没有说话。</w:t>
+      </w:r>
+    </w:p>
+    <w:p>
+      <w:r>
+        <w:t>他往前走了半步，抬起手，在公示栏的玻璃上点了一下。</w:t>
+      </w:r>
+    </w:p>
+    <w:p>
+      <w:r>
+        <w:t>点的是“姜砚 87.6”那一行。</w:t>
+      </w:r>
+    </w:p>
+    <w:p>
+      <w:r>
+        <w:t>“九月的时候，”他说，“我跟人说，你上午刚交完自费的单子，中午就会看病了。”</w:t>
+      </w:r>
+    </w:p>
+    <w:p>
+      <w:r>
+        <w:t>姜砚说：“我不记得了。”</w:t>
+      </w:r>
+    </w:p>
+    <w:p>
+      <w:r>
+        <w:t>“你记得。”</w:t>
+      </w:r>
+    </w:p>
+    <w:p>
+      <w:r>
+        <w:t>姜砚没有再说什么。</w:t>
+      </w:r>
+    </w:p>
+    <w:p>
+      <w:r>
+        <w:t>卫延把手放下来。</w:t>
+      </w:r>
+    </w:p>
+    <w:p>
+      <w:r>
+        <w:t>他没有道歉。</w:t>
+      </w:r>
+    </w:p>
+    <w:p>
+      <w:r>
+        <w:t>姜砚也没有等他道歉——他知道这种人不会道歉，因为道歉对他来说太便宜了，便宜到不像是还债。</w:t>
+      </w:r>
+    </w:p>
+    <w:p>
+      <w:r>
+        <w:t>“我妈那天，”卫延忽然说，“是低血压。”</w:t>
+      </w:r>
+    </w:p>
+    <w:p>
+      <w:r>
+        <w:t>姜砚抬起头。</w:t>
+      </w:r>
+    </w:p>
+    <w:p>
+      <w:r>
+        <w:t>“报到那天。”卫延说，“后来在校医院查的，体位性低血压。她站了四十分钟。”</w:t>
+      </w:r>
+    </w:p>
+    <w:p>
+      <w:r>
+        <w:t>他说完这句，看着公示栏。</w:t>
+      </w:r>
+    </w:p>
+    <w:p>
+      <w:r>
+        <w:t>“她醒了以后跟我说，她倒下去之前，听见有人叫她。”</w:t>
+      </w:r>
+    </w:p>
+    <w:p>
+      <w:r>
+        <w:t>姜砚没有说话。</w:t>
+      </w:r>
+    </w:p>
+    <w:p>
+      <w:r>
+        <w:t>“她说那个人叫她‘阿姨’，让她坐。”卫延说，“她说她还没听完，就没了知觉。”</w:t>
+      </w:r>
+    </w:p>
+    <w:p>
+      <w:r>
+        <w:t>“当时人很多。”姜砚说。</w:t>
+      </w:r>
+    </w:p>
+    <w:p>
+      <w:r>
+        <w:t>“当时人很多。”卫延重复了一遍，“我问过桌子后面那个老师，他说他没喊。我问过我妈旁边排队的那两个，他们说他们也没喊。”</w:t>
+      </w:r>
+    </w:p>
+    <w:p>
+      <w:r>
+        <w:t>雨打在棚顶上。</w:t>
+      </w:r>
+    </w:p>
+    <w:p>
+      <w:r>
+        <w:t>“队伍里，”卫延说，“站在她后面第一个的，是你。”</w:t>
+      </w:r>
+    </w:p>
+    <w:p>
+      <w:r>
+        <w:t>姜砚没有接话。</w:t>
+      </w:r>
+    </w:p>
+    <w:p>
+      <w:r>
+        <w:t>“这半年，”卫延说，“我想过很多种可能。我想过你是不是提前认识她。我想过你是不是刚好站在那个角度看见她扶桌子。我最后想的是——你可能就是碰巧。”</w:t>
+      </w:r>
+    </w:p>
+    <w:p>
+      <w:r>
+        <w:t>他转过头。</w:t>
+      </w:r>
+    </w:p>
+    <w:p>
+      <w:r>
+        <w:t>“但是刚才我看了那块猪皮。”</w:t>
+      </w:r>
+    </w:p>
+    <w:p>
+      <w:r>
+        <w:t>姜砚站在雨里，没有说话。</w:t>
+      </w:r>
+    </w:p>
+    <w:p>
+      <w:r>
+        <w:t>“碰巧的人缝不出那个。”卫延说。</w:t>
+      </w:r>
+    </w:p>
+    <w:p>
+      <w:r>
+        <w:t>——</w:t>
+      </w:r>
+    </w:p>
+    <w:p>
+      <w:r>
+        <w:t>两个人站了几秒。</w:t>
+      </w:r>
+    </w:p>
+    <w:p>
+      <w:r>
+        <w:t>然后卫延把双肩包往上颠了颠。</w:t>
+      </w:r>
+    </w:p>
+    <w:p>
+      <w:r>
+        <w:t>“我不问了。”他说。</w:t>
+      </w:r>
+    </w:p>
+    <w:p>
+      <w:r>
+        <w:t>姜砚说：“哦。”</w:t>
+      </w:r>
+    </w:p>
+    <w:p>
+      <w:r>
+        <w:t>“我不是不想问。”卫延说，“我是问了你也不会说。”</w:t>
+      </w:r>
+    </w:p>
+    <w:p>
+      <w:r>
+        <w:t>他往台阶下面走了两步，又停下来。</w:t>
+      </w:r>
+    </w:p>
+    <w:p>
+      <w:r>
+        <w:t>“姜砚。”</w:t>
+      </w:r>
+    </w:p>
+    <w:p>
+      <w:r>
+        <w:t>“嗯。”</w:t>
+      </w:r>
+    </w:p>
+    <w:p>
+      <w:r>
+        <w:t>“下学期解剖实验，分组是自己报的。”卫延说，“我报你。”</w:t>
+      </w:r>
+    </w:p>
+    <w:p>
+      <w:r>
+        <w:t>他没有等回答，走了。</w:t>
+      </w:r>
+    </w:p>
+    <w:p>
+      <w:r>
         <w:t>——</w:t>
       </w:r>
     </w:p>
@@ -44268,7 +44538,7 @@
     </w:p>
     <w:p>
       <w:r>
-        <w:t>祝棠说，急救社有一次输给别的学校，社长哭了一晚上。</w:t>
+        <w:t>祝棠说，急救社有一次输给别的学校，她自己哭了一晚上。</w:t>
       </w:r>
     </w:p>
     <w:p>
@@ -44338,12 +44608,12 @@
     </w:p>
     <w:p>
       <w:r>
-        <w:t>“第一句：'那个学生九针，间距一致，线结全在同侧。'”</w:t>
-      </w:r>
-    </w:p>
-    <w:p>
-      <w:r>
-        <w:t>“第二句：'我教了六年，没见过第一次缝能缝成这样的。'”</w:t>
+        <w:t>“第一句：‘那个学生九针，间距一致，线结全在同侧。’”</w:t>
+      </w:r>
+    </w:p>
+    <w:p>
+      <w:r>
+        <w:t>“第二句：‘我教了六年，没见过第一次缝能缝成这样的。’”</w:t>
       </w:r>
     </w:p>
     <w:p>
@@ -44358,7 +44628,7 @@
     </w:p>
     <w:p>
       <w:r>
-        <w:t>“'他跟我说他是第一次缝。'”</w:t>
+        <w:t>“‘他跟我说他是第一次缝。’”</w:t>
       </w:r>
     </w:p>
     <w:p>
@@ -44543,12 +44813,12 @@
     </w:p>
     <w:p>
       <w:r>
-        <w:t>“第一处，生理学卷子第九题。你涂掉的那段里有'压力反射的重调定'。”</w:t>
-      </w:r>
-    </w:p>
-    <w:p>
-      <w:r>
-        <w:t>“第二处，生化卷子第二十二题。你涂掉的是'糖异生的底物来源在饥饿三天后转向甘油和生糖氨基酸'。”</w:t>
+        <w:t>“第一处，生理学卷子第九题。你涂掉的那段里有‘压力反射的重调定’。”</w:t>
+      </w:r>
+    </w:p>
+    <w:p>
+      <w:r>
+        <w:t>“第二处，生化卷子第二十二题。你涂掉的是‘糖异生的底物来源在饥饿三天后转向甘油和生糖氨基酸’。”</w:t>
       </w:r>
     </w:p>
     <w:p>
@@ -44603,7 +44873,7 @@
     </w:p>
     <w:p>
       <w:r>
-        <w:t>“'与体表投影不一致'。”</w:t>
+        <w:t>“‘与体表投影不一致’。”</w:t>
       </w:r>
     </w:p>
     <w:p>
@@ -44797,7 +45067,7 @@
     </w:p>
     <w:p>
       <w:r>
-        <w:t>“下学期开学第二周。”周慕远说，“我爸那边每年三月有一个'新生医学人文体验周'的项目，会安排一小批学生去手术室外围参观。名额十个。”</w:t>
+        <w:t>“下学期开学第二周。”周慕远说，“我爸那边每年三月有一个‘新生医学人文体验周’的项目，会安排一小批学生去手术室外围参观。名额十个。”</w:t>
       </w:r>
     </w:p>
     <w:p>
@@ -45357,7 +45627,7 @@
     </w:p>
     <w:p>
       <w:r>
-        <w:t>“你那个'与体表投影不一致'，”周慕远喊，“后面是什么？”</w:t>
+        <w:t>“你那个‘与体表投影不一致’，”周慕远喊，“后面是什么？”</w:t>
       </w:r>
     </w:p>
     <w:p>
@@ -45696,7 +45966,7 @@
     </w:p>
     <w:p>
       <w:r>
-        <w:t>“这就是关键了。”吴茂拉上箱子拉链，“平台是有规定的，但是有一个品类叫'工艺品收纳盒'。”</w:t>
+        <w:t>“这就是关键了。”吴茂拉上箱子拉链，“平台是有规定的，但是有一个品类叫‘工艺品收纳盒’。”</w:t>
       </w:r>
     </w:p>
     <w:p>
@@ -46270,7 +46540,7 @@
     </w:p>
     <w:p>
       <w:r>
-        <w:t>从九月十二号到二月三号，姜砚一共去过那栋楼的围挡外面十九次。</w:t>
+        <w:t>从九月十九号到二月三号，姜砚一共去过那栋楼的围挡外面十九次。</w:t>
       </w:r>
     </w:p>
     <w:p>
@@ -46290,7 +46560,7 @@
     </w:p>
     <w:p>
       <w:r>
-        <w:t>一个学期，一百四十八天，十九次，平均八天一次。</w:t>
+        <w:t>一个学期，一百三十七天，十九次，平均七天一次。</w:t>
       </w:r>
     </w:p>
     <w:p>
@@ -46340,17 +46610,17 @@
     </w:p>
     <w:p>
       <w:r>
-        <w:t>9.12　15:40　晴　告示胶带　新</w:t>
-      </w:r>
-    </w:p>
-    <w:p>
-      <w:r>
-        <w:t>9.12　15:45　晴　门锁　黄铜，无锈，锁孔划痕密度约每周 1–2 次</w:t>
-      </w:r>
-    </w:p>
-    <w:p>
-      <w:r>
-        <w:t>9.12　15:50　晴　保安　工服旧，鞋新（手术区防滑鞋）</w:t>
+        <w:t>9.19　15:40　晴　告示胶带　新</w:t>
+      </w:r>
+    </w:p>
+    <w:p>
+      <w:r>
+        <w:t>9.19　15:45　晴　门锁　黄铜，无锈，锁孔划痕密度约每周 1–2 次</w:t>
+      </w:r>
+    </w:p>
+    <w:p>
+      <w:r>
+        <w:t>9.19　15:50　晴　保安　工服旧，鞋新（手术区防滑鞋）</w:t>
       </w:r>
     </w:p>
     <w:p>
@@ -46365,7 +46635,7 @@
     </w:p>
     <w:p>
       <w:r>
-        <w:t>10.25　19:30　雨　楼后地面　新鲜轮胎印，宽约 195mm</w:t>
+        <w:t>10.24　19:30　雨　楼后地面　新鲜轮胎印，宽约 195mm</w:t>
       </w:r>
     </w:p>
     <w:p>
@@ -46465,7 +46735,7 @@
     </w:p>
     <w:p>
       <w:r>
-        <w:t>九月十二号（他第一次注意到的时候，已经是新的）</w:t>
+        <w:t>九月十九号（他第一次注意到的时候，已经是新的）</w:t>
       </w:r>
     </w:p>
     <w:p>
@@ -46480,7 +46750,7 @@
     </w:p>
     <w:p>
       <w:r>
-        <w:t>中间的间隔分别是：七十一天，六十三天。</w:t>
+        <w:t>中间的间隔分别是：六十四天，六十三天。</w:t>
       </w:r>
     </w:p>
     <w:p>
@@ -46580,7 +46850,7 @@
     </w:p>
     <w:p>
       <w:r>
-        <w:t>10.25（那天下雨，地上有泥，印子清楚）</w:t>
+        <w:t>10.24（那天下雨，地上有泥，印子清楚）</w:t>
       </w:r>
     </w:p>
     <w:p>
@@ -46880,7 +47150,7 @@
     </w:p>
     <w:p>
       <w:r>
-        <w:t>2024 年 9 月到 2025 年 1 月，他记录五次，全都关着。</w:t>
+        <w:t>2025 年 9 月到 2026 年 1 月，他记录五次，全都关着。</w:t>
       </w:r>
     </w:p>
     <w:p>
@@ -46930,7 +47200,7 @@
     </w:p>
     <w:p>
       <w:r>
-        <w:t>10.25——那是星期五。</w:t>
+        <w:t>10.24——那是星期五。</w:t>
       </w:r>
     </w:p>
     <w:p>
@@ -46950,7 +47220,7 @@
     </w:p>
     <w:p>
       <w:r>
-        <w:t>10 月 25 日，星期五。</w:t>
+        <w:t>10 月 24 日，星期五。</w:t>
       </w:r>
     </w:p>
     <w:p>
@@ -47164,7 +47434,7 @@
     </w:p>
     <w:p>
       <w:r>
-        <w:t>第一个晚上，二月五号，星期三。</w:t>
+        <w:t>第一个晚上，二月五号，星期四。</w:t>
       </w:r>
     </w:p>
     <w:p>
@@ -47299,7 +47569,7 @@
     </w:p>
     <w:p>
       <w:r>
-        <w:t>二月十二号是除夕。</w:t>
+        <w:t>二月十六号是除夕。</w:t>
       </w:r>
     </w:p>
     <w:p>
@@ -47349,7 +47619,7 @@
     </w:p>
     <w:p>
       <w:r>
-        <w:t>二月十八号，星期二。</w:t>
+        <w:t>二月二十二号，星期日。</w:t>
       </w:r>
     </w:p>
     <w:p>
@@ -47359,7 +47629,7 @@
     </w:p>
     <w:p>
       <w:r>
-        <w:t>二月十九号，星期三。</w:t>
+        <w:t>二月二十三号，星期一。</w:t>
       </w:r>
     </w:p>
     <w:p>
@@ -47369,7 +47639,7 @@
     </w:p>
     <w:p>
       <w:r>
-        <w:t>二月二十号，星期四。</w:t>
+        <w:t>二月二十四号，星期二。</w:t>
       </w:r>
     </w:p>
     <w:p>
@@ -47379,7 +47649,7 @@
     </w:p>
     <w:p>
       <w:r>
-        <w:t>二月二十一号那天晚上，姜砚在冬青后面蹲到凌晨一点的时候，第一次开始怀疑自己。</w:t>
+        <w:t>二月二十五号那天晚上，姜砚在冬青后面蹲到凌晨一点的时候，第一次开始怀疑自己。</w:t>
       </w:r>
     </w:p>
     <w:p>
@@ -47614,7 +47884,7 @@
     </w:p>
     <w:p>
       <w:r>
-        <w:t>九月十二号赶他走的那个。</w:t>
+        <w:t>九月十九号赶他走的那个。</w:t>
       </w:r>
     </w:p>
     <w:p>
@@ -47634,17 +47904,7 @@
     </w:p>
     <w:p>
       <w:r>
-        <w:t>走到住院部侧门的时候，他停下来，回头看了一眼。</w:t>
-      </w:r>
-    </w:p>
-    <w:p>
-      <w:r>
-        <w:t>围挡的门关着，锁挂在那儿。</w:t>
-      </w:r>
-    </w:p>
-    <w:p>
-      <w:r>
-        <w:t>一切跟五个月前一模一样。</w:t>
+        <w:t>走到住院部侧门的时候，他停下来。</w:t>
       </w:r>
     </w:p>
     <w:p>
@@ -47654,6 +47914,256 @@
     </w:p>
     <w:p>
       <w:r>
+        <w:t>那个人站在门口。</w:t>
+      </w:r>
+    </w:p>
+    <w:p>
+      <w:r>
+        <w:t>背着光，一只手插在裤兜里，另一只手拿着那个没开的手电筒。</w:t>
+      </w:r>
+    </w:p>
+    <w:p>
+      <w:r>
+        <w:t>姜砚的脚步没有停。</w:t>
+      </w:r>
+    </w:p>
+    <w:p>
+      <w:r>
+        <w:t>他继续往前走，走到离那个人三步远的地方，侧身要过去。</w:t>
+      </w:r>
+    </w:p>
+    <w:p>
+      <w:r>
+        <w:t>“这么晚还在啊，同学。”</w:t>
+      </w:r>
+    </w:p>
+    <w:p>
+      <w:r>
+        <w:t>姜砚停住了。</w:t>
+      </w:r>
+    </w:p>
+    <w:p>
+      <w:r>
+        <w:t>“值夜班。”他说。</w:t>
+      </w:r>
+    </w:p>
+    <w:p>
+      <w:r>
+        <w:t>“哪个科？”</w:t>
+      </w:r>
+    </w:p>
+    <w:p>
+      <w:r>
+        <w:t>“老年病科。”</w:t>
+      </w:r>
+    </w:p>
+    <w:p>
+      <w:r>
+        <w:t>“七楼。”那个人说。</w:t>
+      </w:r>
+    </w:p>
+    <w:p>
+      <w:r>
+        <w:t>“嗯。”</w:t>
+      </w:r>
+    </w:p>
+    <w:p>
+      <w:r>
+        <w:t>“七楼的夜班，护士站在东头。”那个人说，“你从西边这个门出来干什么？”</w:t>
+      </w:r>
+    </w:p>
+    <w:p>
+      <w:r>
+        <w:t>姜砚说：“抽烟。”</w:t>
+      </w:r>
+    </w:p>
+    <w:p>
+      <w:r>
+        <w:t>“你不抽烟。”</w:t>
+      </w:r>
+    </w:p>
+    <w:p>
+      <w:r>
+        <w:t>“我陪人抽。”</w:t>
+      </w:r>
+    </w:p>
+    <w:p>
+      <w:r>
+        <w:t>“陪谁？”</w:t>
+      </w:r>
+    </w:p>
+    <w:p>
+      <w:r>
+        <w:t>姜砚说：“护工。”</w:t>
+      </w:r>
+    </w:p>
+    <w:p>
+      <w:r>
+        <w:t>那个人“哦”了一声。</w:t>
+      </w:r>
+    </w:p>
+    <w:p>
+      <w:r>
+        <w:t>他没有再问。</w:t>
+      </w:r>
+    </w:p>
+    <w:p>
+      <w:r>
+        <w:t>——</w:t>
+      </w:r>
+    </w:p>
+    <w:p>
+      <w:r>
+        <w:t>他没有再问，这件事比他继续问更糟。</w:t>
+      </w:r>
+    </w:p>
+    <w:p>
+      <w:r>
+        <w:t>一个真的在盘查的人，会追下去：哪个护工？姓什么？现在人呢？</w:t>
+      </w:r>
+    </w:p>
+    <w:p>
+      <w:r>
+        <w:t>他不追，只有一个解释：他不是在核对，他是在告诉姜砚“我在跟你说话”。</w:t>
+      </w:r>
+    </w:p>
+    <w:p>
+      <w:r>
+        <w:t>夜里的老院区很安静。远处急诊那边有救护车的声音，很远，隔着两栋楼，听着像别人家的事。</w:t>
+      </w:r>
+    </w:p>
+    <w:p>
+      <w:r>
+        <w:t>那个人往旁边让了半步，把门口让出来。</w:t>
+      </w:r>
+    </w:p>
+    <w:p>
+      <w:r>
+        <w:t>“回去吧。”他说。</w:t>
+      </w:r>
+    </w:p>
+    <w:p>
+      <w:r>
+        <w:t>姜砚往前走。</w:t>
+      </w:r>
+    </w:p>
+    <w:p>
+      <w:r>
+        <w:t>走过他身边的时候，那个人又开口了。</w:t>
+      </w:r>
+    </w:p>
+    <w:p>
+      <w:r>
+        <w:t>“同学。”</w:t>
+      </w:r>
+    </w:p>
+    <w:p>
+      <w:r>
+        <w:t>姜砚停下。</w:t>
+      </w:r>
+    </w:p>
+    <w:p>
+      <w:r>
+        <w:t>“九月那回，也是你吧。”</w:t>
+      </w:r>
+    </w:p>
+    <w:p>
+      <w:r>
+        <w:t>——</w:t>
+      </w:r>
+    </w:p>
+    <w:p>
+      <w:r>
+        <w:t>姜砚没有回头。</w:t>
+      </w:r>
+    </w:p>
+    <w:p>
+      <w:r>
+        <w:t>他背对着那个人站着，站在住院部侧门的台阶上。</w:t>
+      </w:r>
+    </w:p>
+    <w:p>
+      <w:r>
+        <w:t>台阶上有薄薄一层霜，他的鞋底在上面压出两个印子。</w:t>
+      </w:r>
+    </w:p>
+    <w:p>
+      <w:r>
+        <w:t>“我不记得了。”他说。</w:t>
+      </w:r>
+    </w:p>
+    <w:p>
+      <w:r>
+        <w:t>“我记得。”那个人说，“九月十九号下午，围挡那边。你问我这楼什么时候拆。”</w:t>
+      </w:r>
+    </w:p>
+    <w:p>
+      <w:r>
+        <w:t>“可能吧。”</w:t>
+      </w:r>
+    </w:p>
+    <w:p>
+      <w:r>
+        <w:t>“你还跟我说，你听见里面有响动。”</w:t>
+      </w:r>
+    </w:p>
+    <w:p>
+      <w:r>
+        <w:t>姜砚说：“我听错了。”</w:t>
+      </w:r>
+    </w:p>
+    <w:p>
+      <w:r>
+        <w:t>——</w:t>
+      </w:r>
+    </w:p>
+    <w:p>
+      <w:r>
+        <w:t>身后安静了两三秒。</w:t>
+      </w:r>
+    </w:p>
+    <w:p>
+      <w:r>
+        <w:t>然后那个人笑了一下。</w:t>
+      </w:r>
+    </w:p>
+    <w:p>
+      <w:r>
+        <w:t>那个笑很短，没有恶意，就是一个上了年纪的人对一个小孩说“行吧”的那种笑。</w:t>
+      </w:r>
+    </w:p>
+    <w:p>
+      <w:r>
+        <w:t>“对。”他说，“你听错了。”</w:t>
+      </w:r>
+    </w:p>
+    <w:p>
+      <w:r>
+        <w:t>姜砚往前走。</w:t>
+      </w:r>
+    </w:p>
+    <w:p>
+      <w:r>
+        <w:t>他走出七八步，听见身后那个人说了最后一句。</w:t>
+      </w:r>
+    </w:p>
+    <w:p>
+      <w:r>
+        <w:t>那句话说得很轻，轻到姜砚不确定他是说给自己听的，还是说给夜里听的。</w:t>
+      </w:r>
+    </w:p>
+    <w:p>
+      <w:r>
+        <w:t>“老年病科的夜班，你上了十四个了。”</w:t>
+      </w:r>
+    </w:p>
+    <w:p>
+      <w:r>
+        <w:t>——</w:t>
+      </w:r>
+    </w:p>
+    <w:p>
+      <w:r>
         <w:t>姜砚回到宿舍，是凌晨三点二十。</w:t>
       </w:r>
     </w:p>
@@ -47664,7 +48174,7 @@
     </w:p>
     <w:p>
       <w:r>
-        <w:t>他坐在黑暗里，把刚才那三分钟在心里过了一遍。</w:t>
+        <w:t>他坐在黑暗里，把刚才那半个小时在心里过了一遍。</w:t>
       </w:r>
     </w:p>
     <w:p>
@@ -47734,12 +48244,52 @@
     </w:p>
     <w:p>
       <w:r>
-        <w:t>2.21　02:00　一人从围挡内出，持钥匙，独行，往住院部方向。同一保安。</w:t>
+        <w:t>2.25　02:00　一人从围挡内出，持钥匙，独行，往住院部方向。同一保安。</w:t>
       </w:r>
     </w:p>
     <w:p>
       <w:r>
         <w:t>写完，他在这一行下面画了一道线。</w:t>
+      </w:r>
+    </w:p>
+    <w:p>
+      <w:r>
+        <w:t>然后他在旁边补了一行小字。</w:t>
+      </w:r>
+    </w:p>
+    <w:p>
+      <w:r>
+        <w:t>2.25　02:0X　侧门，被问话。对方知道我值了十四个夜班。</w:t>
+      </w:r>
+    </w:p>
+    <w:p>
+      <w:r>
+        <w:t>——十四个。</w:t>
+      </w:r>
+    </w:p>
+    <w:p>
+      <w:r>
+        <w:t>一个保安不会数一个学生的夜班。</w:t>
+      </w:r>
+    </w:p>
+    <w:p>
+      <w:r>
+        <w:t>一个保安甚至不知道哪个学生在哪个科。</w:t>
+      </w:r>
+    </w:p>
+    <w:p>
+      <w:r>
+        <w:t>姜砚看着那一行字。</w:t>
+      </w:r>
+    </w:p>
+    <w:p>
+      <w:r>
+        <w:t>他这五个月一直在数那栋楼。</w:t>
+      </w:r>
+    </w:p>
+    <w:p>
+      <w:r>
+        <w:t>——原来那栋楼也在数他。</w:t>
       </w:r>
     </w:p>
     <w:p>
@@ -47768,7 +48318,7 @@
     </w:p>
     <w:p>
       <w:r>
-        <w:t>二月二十二号，姜砚换了位置。</w:t>
+        <w:t>二月二十六号，姜砚换了位置。</w:t>
       </w:r>
     </w:p>
     <w:p>
@@ -47813,7 +48363,7 @@
     </w:p>
     <w:p>
       <w:r>
-        <w:t>二月二十二号晚上，姜砚在六层西侧的走廊窗前站了三个小时。</w:t>
+        <w:t>二月二十六号晚上，姜砚在六层西侧的走廊窗前站了三个小时。</w:t>
       </w:r>
     </w:p>
     <w:p>
@@ -47848,7 +48398,7 @@
     </w:p>
     <w:p>
       <w:r>
-        <w:t>二月二十三号。</w:t>
+        <w:t>二月二十七号。</w:t>
       </w:r>
     </w:p>
     <w:p>
@@ -47933,7 +48483,7 @@
     </w:p>
     <w:p>
       <w:r>
-        <w:t>二月二十四号。</w:t>
+        <w:t>二月二十八号。</w:t>
       </w:r>
     </w:p>
     <w:p>
@@ -48003,7 +48553,7 @@
     </w:p>
     <w:p>
       <w:r>
-        <w:t>二十四号晚上十一点四十，一辆车拐进了老院区。</w:t>
+        <w:t>二十八号晚上十一点四十，一辆车拐进了老院区。</w:t>
       </w:r>
     </w:p>
     <w:p>
@@ -49556,7 +50106,7 @@
     </w:p>
     <w:p>
       <w:r>
-        <w:t>二月二十四号，开。</w:t>
+        <w:t>二月二十八号，开。</w:t>
       </w:r>
     </w:p>
     <w:p>
@@ -49646,7 +50196,7 @@
     </w:p>
     <w:p>
       <w:r>
-        <w:t>二月二十四号，开。</w:t>
+        <w:t>二月二十八号，开。</w:t>
       </w:r>
     </w:p>
     <w:p>
@@ -50115,57 +50665,12 @@
     </w:p>
     <w:p>
       <w:r>
-        <w:t>姜砚在黑暗里，把整个晚上重新过了一遍。</w:t>
-      </w:r>
-    </w:p>
-    <w:p>
-      <w:r>
-        <w:t>十一点四十，车进来。</w:t>
-      </w:r>
-    </w:p>
-    <w:p>
-      <w:r>
-        <w:t>十一点四十五，四个人下车。</w:t>
-      </w:r>
-    </w:p>
-    <w:p>
-      <w:r>
-        <w:t>十一点五十，抬人进楼。</w:t>
-      </w:r>
-    </w:p>
-    <w:p>
-      <w:r>
-        <w:t>大概十二点十分，他用了第三重，目盲。</w:t>
-      </w:r>
-    </w:p>
-    <w:p>
-      <w:r>
-        <w:t>十二点四十，他恢复视力，车已经走了。</w:t>
-      </w:r>
-    </w:p>
-    <w:p>
-      <w:r>
-        <w:t>一点，他回到窗前，看见三层第七扇窗开着。</w:t>
-      </w:r>
-    </w:p>
-    <w:p>
-      <w:r>
-        <w:t>一点零几分，他看见窗后有人。</w:t>
-      </w:r>
-    </w:p>
-    <w:p>
-      <w:r>
-        <w:t>一点十分左右，窗关上。</w:t>
-      </w:r>
-    </w:p>
-    <w:p>
-      <w:r>
         <w:t>姜砚坐在床沿上。</w:t>
       </w:r>
     </w:p>
     <w:p>
       <w:r>
-        <w:t>他把那晚的时间线又排了一遍。</w:t>
+        <w:t>他把那晚的时间线排了一遍。</w:t>
       </w:r>
     </w:p>
     <w:p>
@@ -50934,7 +51439,7 @@
     </w:p>
     <w:p>
       <w:r>
-        <w:t>三月七号，星期五，姜砚的第一个夜班。</w:t>
+        <w:t>三月七号，星期六，姜砚的第一个夜班。</w:t>
       </w:r>
     </w:p>
     <w:p>
@@ -51474,7 +51979,7 @@
     </w:p>
     <w:p>
       <w:r>
-        <w:t>“您现在去分诊台，”姜砚说，“跟他们说'胸痛两小时，双上肢有差别'。”</w:t>
+        <w:t>“您现在去分诊台，”姜砚说，“跟他们说‘胸痛两小时，双上肢有差别’。”</w:t>
       </w:r>
     </w:p>
     <w:p>
@@ -52038,7 +52543,7 @@
     </w:p>
     <w:p>
       <w:r>
-        <w:t>三月十四号，星期五。</w:t>
+        <w:t>三月十四号，星期六。</w:t>
       </w:r>
     </w:p>
     <w:p>
@@ -52908,6 +53413,356 @@
     </w:p>
     <w:p>
       <w:r>
+        <w:t>门外是急诊的侧院。</w:t>
+      </w:r>
+    </w:p>
+    <w:p>
+      <w:r>
+        <w:t>一条水泥车道，两排冬青，尽头是通往住院部的坡道。三月的夜里十一点半，空气是湿的，路灯底下有一圈很细的雾。</w:t>
+      </w:r>
+    </w:p>
+    <w:p>
+      <w:r>
+        <w:t>姜砚沿着车道往学校方向走。</w:t>
+      </w:r>
+    </w:p>
+    <w:p>
+      <w:r>
+        <w:t>走到一半，一辆车从坡道那头拐了进来。</w:t>
+      </w:r>
+    </w:p>
+    <w:p>
+      <w:r>
+        <w:t>——</w:t>
+      </w:r>
+    </w:p>
+    <w:p>
+      <w:r>
+        <w:t>车开得很快，进院之后又猛地慢下来。</w:t>
+      </w:r>
+    </w:p>
+    <w:p>
+      <w:r>
+        <w:t>黑色轿车。停在急诊侧门正对着的那个位置——那个位置划着黄线，写着“禁止停车”。</w:t>
+      </w:r>
+    </w:p>
+    <w:p>
+      <w:r>
+        <w:t>车门开了。</w:t>
+      </w:r>
+    </w:p>
+    <w:p>
+      <w:r>
+        <w:t>下来一个人。</w:t>
+      </w:r>
+    </w:p>
+    <w:p>
+      <w:r>
+        <w:t>姜砚在车道另一侧，离他大概三米。</w:t>
+      </w:r>
+    </w:p>
+    <w:p>
+      <w:r>
+        <w:t>——</w:t>
+      </w:r>
+    </w:p>
+    <w:p>
+      <w:r>
+        <w:t>那个人五十多岁，个子不高，肩很平。他没有穿白大褂，穿的是一件深色的薄外套，扣子扣到最上面一颗。</w:t>
+      </w:r>
+    </w:p>
+    <w:p>
+      <w:r>
+        <w:t>他下车的动作很快，但不慌。</w:t>
+      </w:r>
+    </w:p>
+    <w:p>
+      <w:r>
+        <w:t>关车门的时候，他没有回手去带，是用左手在门框上按了一下，让门自己合上——一个每天关几十次门、不想让声音吵到人的人才会这么关。</w:t>
+      </w:r>
+    </w:p>
+    <w:p>
+      <w:r>
+        <w:t>他抬起头，往急诊入口那边看了一眼。</w:t>
+      </w:r>
+    </w:p>
+    <w:p>
+      <w:r>
+        <w:t>然后他往前走。</w:t>
+      </w:r>
+    </w:p>
+    <w:p>
+      <w:r>
+        <w:t>——</w:t>
+      </w:r>
+    </w:p>
+    <w:p>
+      <w:r>
+        <w:t>两个人在车道中间擦身而过。</w:t>
+      </w:r>
+    </w:p>
+    <w:p>
+      <w:r>
+        <w:t>三米。</w:t>
+      </w:r>
+    </w:p>
+    <w:p>
+      <w:r>
+        <w:t>两米。</w:t>
+      </w:r>
+    </w:p>
+    <w:p>
+      <w:r>
+        <w:t>一米。</w:t>
+      </w:r>
+    </w:p>
+    <w:p>
+      <w:r>
+        <w:t>姜砚没有停，也没有加快。</w:t>
+      </w:r>
+    </w:p>
+    <w:p>
+      <w:r>
+        <w:t>他保持着刚才那个速度，往前走。</w:t>
+      </w:r>
+    </w:p>
+    <w:p>
+      <w:r>
+        <w:t>那个人也没有看他。</w:t>
+      </w:r>
+    </w:p>
+    <w:p>
+      <w:r>
+        <w:t>一个在半夜被叫回医院的心外科主任，不会去看车道上一个穿校服外套的学生。</w:t>
+      </w:r>
+    </w:p>
+    <w:p>
+      <w:r>
+        <w:t>姜砚是低着头的。</w:t>
+      </w:r>
+    </w:p>
+    <w:p>
+      <w:r>
+        <w:t>他低着头，眼睛看着地面。</w:t>
+      </w:r>
+    </w:p>
+    <w:p>
+      <w:r>
+        <w:t>——但他没有低到什么都看不见。</w:t>
+      </w:r>
+    </w:p>
+    <w:p>
+      <w:r>
+        <w:t>从他这个角度，能看见那个人的右手。</w:t>
+      </w:r>
+    </w:p>
+    <w:p>
+      <w:r>
+        <w:t>那只手垂在身侧，随着走路的节奏往前甩。</w:t>
+      </w:r>
+    </w:p>
+    <w:p>
+      <w:r>
+        <w:t>甩到最靠前的那一下，手指是张开的。</w:t>
+      </w:r>
+    </w:p>
+    <w:p>
+      <w:r>
+        <w:t>中指和无名指在裤缝上碰了一下。</w:t>
+      </w:r>
+    </w:p>
+    <w:p>
+      <w:r>
+        <w:t>一下。</w:t>
+      </w:r>
+    </w:p>
+    <w:p>
+      <w:r>
+        <w:t>两下。</w:t>
+      </w:r>
+    </w:p>
+    <w:p>
+      <w:r>
+        <w:t>三下。</w:t>
+      </w:r>
+    </w:p>
+    <w:p>
+      <w:r>
+        <w:t>四下。</w:t>
+      </w:r>
+    </w:p>
+    <w:p>
+      <w:r>
+        <w:t>然后停了。</w:t>
+      </w:r>
+    </w:p>
+    <w:p>
+      <w:r>
+        <w:t>——</w:t>
+      </w:r>
+    </w:p>
+    <w:p>
+      <w:r>
+        <w:t>姜砚继续往前走。</w:t>
+      </w:r>
+    </w:p>
+    <w:p>
+      <w:r>
+        <w:t>他的步子没有乱。</w:t>
+      </w:r>
+    </w:p>
+    <w:p>
+      <w:r>
+        <w:t>他甚至没有把呼吸放慢——放慢是控制，控制是痕迹。</w:t>
+      </w:r>
+    </w:p>
+    <w:p>
+      <w:r>
+        <w:t>他就那么走过去了。</w:t>
+      </w:r>
+    </w:p>
+    <w:p>
+      <w:r>
+        <w:t>走出十步。</w:t>
+      </w:r>
+    </w:p>
+    <w:p>
+      <w:r>
+        <w:t>二十步。</w:t>
+      </w:r>
+    </w:p>
+    <w:p>
+      <w:r>
+        <w:t>身后传来急诊自动门打开的声音，然后是护士的声音，很急：“贺主任——”</w:t>
+      </w:r>
+    </w:p>
+    <w:p>
+      <w:r>
+        <w:t>姜砚走到车道尽头，拐进了通往学校的那条小路。</w:t>
+      </w:r>
+    </w:p>
+    <w:p>
+      <w:r>
+        <w:t>拐过去之后，他停下了。</w:t>
+      </w:r>
+    </w:p>
+    <w:p>
+      <w:r>
+        <w:t>他站在墙根底下，背靠着墙。</w:t>
+      </w:r>
+    </w:p>
+    <w:p>
+      <w:r>
+        <w:t>——</w:t>
+      </w:r>
+    </w:p>
+    <w:p>
+      <w:r>
+        <w:t>他站了大概三十秒。</w:t>
+      </w:r>
+    </w:p>
+    <w:p>
+      <w:r>
+        <w:t>这三十秒里，他没有想那份特管申请，没有想第十七排第七层，没有想那三天。</w:t>
+      </w:r>
+    </w:p>
+    <w:p>
+      <w:r>
+        <w:t>他想的是一个更小的东西。</w:t>
+      </w:r>
+    </w:p>
+    <w:p>
+      <w:r>
+        <w:t>八年前那条走廊上，那个蹲下来跟他说话的人，右手中指和无名指在膝盖上敲了四下。</w:t>
+      </w:r>
+    </w:p>
+    <w:p>
+      <w:r>
+        <w:t>他记了八年。</w:t>
+      </w:r>
+    </w:p>
+    <w:p>
+      <w:r>
+        <w:t>他一直不确定那是不是真的——一个十一岁的孩子，在那样一个下午，记住的东西有多少是真的？</w:t>
+      </w:r>
+    </w:p>
+    <w:p>
+      <w:r>
+        <w:t>他甚至怀疑过是自己编的。</w:t>
+      </w:r>
+    </w:p>
+    <w:p>
+      <w:r>
+        <w:t>现在他知道那是真的。</w:t>
+      </w:r>
+    </w:p>
+    <w:p>
+      <w:r>
+        <w:t>因为刚才那四下，跟八年前那四下，节奏一模一样。</w:t>
+      </w:r>
+    </w:p>
+    <w:p>
+      <w:r>
+        <w:t>不是快慢一样。</w:t>
+      </w:r>
+    </w:p>
+    <w:p>
+      <w:r>
+        <w:t>是那个停顿的位置一样——第二下和第三下之间，比别处长半拍。</w:t>
+      </w:r>
+    </w:p>
+    <w:p>
+      <w:r>
+        <w:t>一个人紧张的时候，会在同一个位置卡住。</w:t>
+      </w:r>
+    </w:p>
+    <w:p>
+      <w:r>
+        <w:t>八年前他紧张过。</w:t>
+      </w:r>
+    </w:p>
+    <w:p>
+      <w:r>
+        <w:t>今天他又紧张了。</w:t>
+      </w:r>
+    </w:p>
+    <w:p>
+      <w:r>
+        <w:t>——</w:t>
+      </w:r>
+    </w:p>
+    <w:p>
+      <w:r>
+        <w:t>姜砚在墙根底下站着。</w:t>
+      </w:r>
+    </w:p>
+    <w:p>
+      <w:r>
+        <w:t>他的手在口袋里。</w:t>
+      </w:r>
+    </w:p>
+    <w:p>
+      <w:r>
+        <w:t>他把手拿出来看了一眼。</w:t>
+      </w:r>
+    </w:p>
+    <w:p>
+      <w:r>
+        <w:t>稳的。</w:t>
+      </w:r>
+    </w:p>
+    <w:p>
+      <w:r>
+        <w:t>他把手插回去。</w:t>
+      </w:r>
+    </w:p>
+    <w:p>
+      <w:r>
+        <w:t>——</w:t>
+      </w:r>
+    </w:p>
+    <w:p>
+      <w:r>
         <w:t>看见他没有用。</w:t>
       </w:r>
     </w:p>
@@ -52919,6 +53774,31 @@
     <w:p>
       <w:r>
         <w:t>而现在，我什么都还没准备好。</w:t>
+      </w:r>
+    </w:p>
+    <w:p>
+      <w:r>
+        <w:t>——他刚才离那个人一米。</w:t>
+      </w:r>
+    </w:p>
+    <w:p>
+      <w:r>
+        <w:t>一米，一秒钟。</w:t>
+      </w:r>
+    </w:p>
+    <w:p>
+      <w:r>
+        <w:t>一秒钟里，他什么都没做。</w:t>
+      </w:r>
+    </w:p>
+    <w:p>
+      <w:r>
+        <w:t>他不为这个后悔。</w:t>
+      </w:r>
+    </w:p>
+    <w:p>
+      <w:r>
+        <w:t>他只记住了一件事：那四下，是真的。</w:t>
       </w:r>
     </w:p>
     <w:p>
@@ -53721,7 +54601,7 @@
     </w:p>
     <w:p>
       <w:r>
-        <w:t>三月十五号，星期六，上午。</w:t>
+        <w:t>三月十五号，星期日，上午。</w:t>
       </w:r>
     </w:p>
     <w:p>
@@ -53926,7 +54806,7 @@
     </w:p>
     <w:p>
       <w:r>
-        <w:t>“去年九月十五号，”她说，“下午四点二十左右，急诊留观区七床。”</w:t>
+        <w:t>“去年九月二十号，”她说，“下午四点二十左右，急诊留观区七床。”</w:t>
       </w:r>
     </w:p>
     <w:p>
@@ -54106,7 +54986,7 @@
     </w:p>
     <w:p>
       <w:r>
-        <w:t>9.15　急诊，男，学生模样。给了三个字：量双臂。七床，Stanford B。他没有说病名。</w:t>
+        <w:t>9.20　急诊，男，学生模样。给了三个字：量双臂。七床，Stanford B。他没有说病名。</w:t>
       </w:r>
     </w:p>
     <w:p>
@@ -54311,7 +55191,7 @@
     </w:p>
     <w:p>
       <w:r>
-        <w:t>“我去年九月被我上级训了一顿。”温栖迟说，“他说得对——我当时说'我觉得不对'，但是我给不出依据。”</w:t>
+        <w:t>“我去年九月被我上级训了一顿。”温栖迟说，“他说得对——我当时说‘我觉得不对’，但是我给不出依据。”</w:t>
       </w:r>
     </w:p>
     <w:p>
@@ -54620,7 +55500,7 @@
     </w:p>
     <w:p>
       <w:r>
-        <w:t>温栖迟说：“因为你在急诊的时候，李医生喊'叫贺主任'，你退了两步。”</w:t>
+        <w:t>温栖迟说：“因为你在急诊的时候，李医生喊‘叫贺主任’，你退了两步。”</w:t>
       </w:r>
     </w:p>
     <w:p>
@@ -54630,7 +55510,7 @@
     </w:p>
     <w:p>
       <w:r>
-        <w:t>“一般人听见'叫主任'，是往前凑的。”温栖迟说，“想看看主任长什么样。”</w:t>
+        <w:t>“一般人听见‘叫主任’，是往前凑的。”温栖迟说，“想看看主任长什么样。”</w:t>
       </w:r>
     </w:p>
     <w:p>
@@ -54665,7 +55545,7 @@
     </w:p>
     <w:p>
       <w:r>
-        <w:t>“三秒足够想完'我要不要留下来看'了。”温栖迟说，“然后你选了走。”</w:t>
+        <w:t>“三秒足够想完‘我要不要留下来看’了。”温栖迟说，“然后你选了走。”</w:t>
       </w:r>
     </w:p>
     <w:p>
@@ -55979,7 +56859,7 @@
     </w:p>
     <w:p>
       <w:r>
-        <w:t>这五个月里，他在这栋楼里值过十二个夜班。</w:t>
+        <w:t>这五个月里，他在这栋楼里值过二十个夜班。</w:t>
       </w:r>
     </w:p>
     <w:p>

--- a/novel-draft/卷一《复读生》爽点前移版（001-075）.docx
+++ b/novel-draft/卷一《复读生》爽点前移版（001-075）.docx
@@ -7168,6 +7168,191 @@
     </w:p>
     <w:p>
       <w:r>
+        <w:t>——就在这时候，他兜里的手机震了一下。</w:t>
+      </w:r>
+    </w:p>
+    <w:p>
+      <w:r>
+        <w:t>又震了一下。</w:t>
+      </w:r>
+    </w:p>
+    <w:p>
+      <w:r>
+        <w:t>第三下。</w:t>
+      </w:r>
+    </w:p>
+    <w:p>
+      <w:r>
+        <w:t>第四下。</w:t>
+      </w:r>
+    </w:p>
+    <w:p>
+      <w:r>
+        <w:t>四条消息，间隔不到两秒。</w:t>
+      </w:r>
+    </w:p>
+    <w:p>
+      <w:r>
+        <w:t>这个频率他认得。全世界只有一个人会用这个频率给他发消息。</w:t>
+      </w:r>
+    </w:p>
+    <w:p>
+      <w:r>
+        <w:t>姜砚走出去二十米，才把手机掏出来。</w:t>
+      </w:r>
+    </w:p>
+    <w:p>
+      <w:r>
+        <w:t>吴茂：</w:t>
+      </w:r>
+    </w:p>
+    <w:p>
+      <w:r>
+        <w:t>「兄弟」</w:t>
+      </w:r>
+    </w:p>
+    <w:p>
+      <w:r>
+        <w:t>「在吗」</w:t>
+      </w:r>
+    </w:p>
+    <w:p>
+      <w:r>
+        <w:t>「我有一个想法」</w:t>
+      </w:r>
+    </w:p>
+    <w:p>
+      <w:r>
+        <w:t>「这个想法可能改变咱们宿舍的经济结构」</w:t>
+      </w:r>
+    </w:p>
+    <w:p>
+      <w:r>
+        <w:t>姜砚把手机放回口袋。</w:t>
+      </w:r>
+    </w:p>
+    <w:p>
+      <w:r>
+        <w:t>走了十步，又震了三下。</w:t>
+      </w:r>
+    </w:p>
+    <w:p>
+      <w:r>
+        <w:t>「你不问是什么想法吗」</w:t>
+      </w:r>
+    </w:p>
+    <w:p>
+      <w:r>
+        <w:t>「你问一下」</w:t>
+      </w:r>
+    </w:p>
+    <w:p>
+      <w:r>
+        <w:t>「你问一下我就说」</w:t>
+      </w:r>
+    </w:p>
+    <w:p>
+      <w:r>
+        <w:t>姜砚打了两个字：</w:t>
+      </w:r>
+    </w:p>
+    <w:p>
+      <w:r>
+        <w:t>「什么」</w:t>
+      </w:r>
+    </w:p>
+    <w:p>
+      <w:r>
+        <w:t>对面秒回。</w:t>
+      </w:r>
+    </w:p>
+    <w:p>
+      <w:r>
+        <w:t>「泡面。」</w:t>
+      </w:r>
+    </w:p>
+    <w:p>
+      <w:r>
+        <w:t>「你听我分析。三号楼一共六层，每层十六个宿舍，按每个宿舍两个人吃泡面、每人每周三桶算——」</w:t>
+      </w:r>
+    </w:p>
+    <w:p>
+      <w:r>
+        <w:t>「等一下我重新算」</w:t>
+      </w:r>
+    </w:p>
+    <w:p>
+      <w:r>
+        <w:t>「按每人每周两桶」</w:t>
+      </w:r>
+    </w:p>
+    <w:p>
+      <w:r>
+        <w:t>「一层三十二桶，六层一百九十二桶。一桶超市卖四块五，我从我表舅那儿拿货三块一。」</w:t>
+      </w:r>
+    </w:p>
+    <w:p>
+      <w:r>
+        <w:t>「一桶赚一块四。一周两百六十八块八。」</w:t>
+      </w:r>
+    </w:p>
+    <w:p>
+      <w:r>
+        <w:t>姜砚站在附一老院区的花坛边上，一只手拿着手机，另一只手拎着那个用来伪装的空塑料袋。</w:t>
+      </w:r>
+    </w:p>
+    <w:p>
+      <w:r>
+        <w:t>他前面二十米是那栋灰楼。</w:t>
+      </w:r>
+    </w:p>
+    <w:p>
+      <w:r>
+        <w:t>他刚刚确认了那把锁一周被打开一到两次。</w:t>
+      </w:r>
+    </w:p>
+    <w:p>
+      <w:r>
+        <w:t>他低头看着屏幕上那个“两百六十八块八”。</w:t>
+      </w:r>
+    </w:p>
+    <w:p>
+      <w:r>
+        <w:t>他打了三个字：</w:t>
+      </w:r>
+    </w:p>
+    <w:p>
+      <w:r>
+        <w:t>「谁送货」</w:t>
+      </w:r>
+    </w:p>
+    <w:p>
+      <w:r>
+        <w:t>三秒后：</w:t>
+      </w:r>
+    </w:p>
+    <w:p>
+      <w:r>
+        <w:t>「……」</w:t>
+      </w:r>
+    </w:p>
+    <w:p>
+      <w:r>
+        <w:t>「你这个人真的很扫兴。」</w:t>
+      </w:r>
+    </w:p>
+    <w:p>
+      <w:r>
+        <w:t>姜砚把手机塞回口袋。</w:t>
+      </w:r>
+    </w:p>
+    <w:p>
+      <w:r>
+        <w:t>——</w:t>
+      </w:r>
+    </w:p>
+    <w:p>
+      <w:r>
         <w:t>他抬头看了一眼这栋楼。</w:t>
       </w:r>
     </w:p>
@@ -9394,7 +9579,147 @@
     </w:p>
     <w:p>
       <w:r>
-        <w:t>一共三百多人，按班站方阵。教官姓刘，四十上下，一开口嗓子就带着钝响，像是这套话他一年要说八十遍。</w:t>
+        <w:t>一共三百多人，按班站方阵。</w:t>
+      </w:r>
+    </w:p>
+    <w:p>
+      <w:r>
+        <w:t>——集合之前，四零一出了一件事。</w:t>
+      </w:r>
+    </w:p>
+    <w:p>
+      <w:r>
+        <w:t>六点四十，吴茂站在宿舍中间，穿着迷彩服，两只手撑在腰上，看着镜子。</w:t>
+      </w:r>
+    </w:p>
+    <w:p>
+      <w:r>
+        <w:t>“不对。”他说。</w:t>
+      </w:r>
+    </w:p>
+    <w:p>
+      <w:r>
+        <w:t>“哪儿不对？”周慕远在系鞋带。</w:t>
+      </w:r>
+    </w:p>
+    <w:p>
+      <w:r>
+        <w:t>“这个衣服不对。”吴茂拽了拽自己的下摆，“我领的是最大号。最大号。你看这个腰。”</w:t>
+      </w:r>
+    </w:p>
+    <w:p>
+      <w:r>
+        <w:t>“腰怎么了？”</w:t>
+      </w:r>
+    </w:p>
+    <w:p>
+      <w:r>
+        <w:t>“它没有腰。”吴茂说，“它是直的。我是圆的。这两个东西怎么合作？”</w:t>
+      </w:r>
+    </w:p>
+    <w:p>
+      <w:r>
+        <w:t>陆停从门口经过，看了一眼，没停。</w:t>
+      </w:r>
+    </w:p>
+    <w:p>
+      <w:r>
+        <w:t>“陆停！”吴茂喊住他，“你说句公道话。”</w:t>
+      </w:r>
+    </w:p>
+    <w:p>
+      <w:r>
+        <w:t>陆停站住了。</w:t>
+      </w:r>
+    </w:p>
+    <w:p>
+      <w:r>
+        <w:t>他看了吴茂三秒。</w:t>
+      </w:r>
+    </w:p>
+    <w:p>
+      <w:r>
+        <w:t>“扣子。”他说。</w:t>
+      </w:r>
+    </w:p>
+    <w:p>
+      <w:r>
+        <w:t>吴茂低头。</w:t>
+      </w:r>
+    </w:p>
+    <w:p>
+      <w:r>
+        <w:t>最下面两颗扣子系错了位，整件上衣往一边歪了半寸。</w:t>
+      </w:r>
+    </w:p>
+    <w:p>
+      <w:r>
+        <w:t>“……哦。”</w:t>
+      </w:r>
+    </w:p>
+    <w:p>
+      <w:r>
+        <w:t>他重新系。系完他又看了一遍镜子。</w:t>
+      </w:r>
+    </w:p>
+    <w:p>
+      <w:r>
+        <w:t>“还是没有腰。”</w:t>
+      </w:r>
+    </w:p>
+    <w:p>
+      <w:r>
+        <w:t>“那是你没有。”周慕远说。</w:t>
+      </w:r>
+    </w:p>
+    <w:p>
+      <w:r>
+        <w:t>“我有。”吴茂说，“我的腰在里面。”</w:t>
+      </w:r>
+    </w:p>
+    <w:p>
+      <w:r>
+        <w:t>——这句话后来成了四零一的一句常用语。</w:t>
+      </w:r>
+    </w:p>
+    <w:p>
+      <w:r>
+        <w:t>接下来的一个学期里，只要有人说“我这个东西看不出来”，另外三个人里就一定会有一个接一句：“它在里面。”</w:t>
+      </w:r>
+    </w:p>
+    <w:p>
+      <w:r>
+        <w:t>姜砚背上水壶，最后一个出门。</w:t>
+      </w:r>
+    </w:p>
+    <w:p>
+      <w:r>
+        <w:t>出门的时候他往回看了一眼。</w:t>
+      </w:r>
+    </w:p>
+    <w:p>
+      <w:r>
+        <w:t>吴茂还在镜子前面。</w:t>
+      </w:r>
+    </w:p>
+    <w:p>
+      <w:r>
+        <w:t>——</w:t>
+      </w:r>
+    </w:p>
+    <w:p>
+      <w:r>
+        <w:t>七点整，东操场。</w:t>
+      </w:r>
+    </w:p>
+    <w:p>
+      <w:r>
+        <w:t>三百多人按班站好，日头已经能晒到人了。</w:t>
+      </w:r>
+    </w:p>
+    <w:p>
+      <w:r>
+        <w:t>带队的教官姓刘，四十上下，一开口嗓子就带着钝响，像是这套话他一年要说八十遍。</w:t>
       </w:r>
     </w:p>
     <w:p>
@@ -22882,6 +23207,206 @@
     </w:p>
     <w:p>
       <w:r>
+        <w:t>——</w:t>
+      </w:r>
+    </w:p>
+    <w:p>
+      <w:r>
+        <w:t>去教务处之前，他先被人堵了一次。</w:t>
+      </w:r>
+    </w:p>
+    <w:p>
+      <w:r>
+        <w:t>堵他的是祝棠。</w:t>
+      </w:r>
+    </w:p>
+    <w:p>
+      <w:r>
+        <w:t>她在教学楼一层的楼梯口，背着那个大包，一看见他就伸出手。</w:t>
+      </w:r>
+    </w:p>
+    <w:p>
+      <w:r>
+        <w:t>“站住。”</w:t>
+      </w:r>
+    </w:p>
+    <w:p>
+      <w:r>
+        <w:t>姜砚站住了。</w:t>
+      </w:r>
+    </w:p>
+    <w:p>
+      <w:r>
+        <w:t>“姜砚，临床一班，学号我背得出来。”祝棠说，“急救社，九月十八号入社，社员编号 020。”</w:t>
+      </w:r>
+    </w:p>
+    <w:p>
+      <w:r>
+        <w:t>“我说了我不参加活动。”</w:t>
+      </w:r>
+    </w:p>
+    <w:p>
+      <w:r>
+        <w:t>“你没参加。”祝棠说，“你参加得非常彻底，你一次都没来。”</w:t>
+      </w:r>
+    </w:p>
+    <w:p>
+      <w:r>
+        <w:t>“嗯。”</w:t>
+      </w:r>
+    </w:p>
+    <w:p>
+      <w:r>
+        <w:t>“但是有个事儿。”她把包卸下来，往地上一放——包落地的时候“咚”了一声，“下周三校运会，我们要在终点摆一个医疗点。学校要求：每个医疗点至少四个持证社员。”</w:t>
+      </w:r>
+    </w:p>
+    <w:p>
+      <w:r>
+        <w:t>“我没有证。”</w:t>
+      </w:r>
+    </w:p>
+    <w:p>
+      <w:r>
+        <w:t>“你有。”祝棠说，“你入社满一个月自动发结业证，红十字会给的。这个证是流程发的，不管你来没来。”</w:t>
+      </w:r>
+    </w:p>
+    <w:p>
+      <w:r>
+        <w:t>姜砚看着她。</w:t>
+      </w:r>
+    </w:p>
+    <w:p>
+      <w:r>
+        <w:t>“所以呢？”</w:t>
+      </w:r>
+    </w:p>
+    <w:p>
+      <w:r>
+        <w:t>“所以你现在是四个人里的一个。”祝棠说，“你要是不去，我这个医疗点开不了。开不了，学校那边就会说‘急救社连一个点都摆不起来’。说完，明年我们就没有场地了。”</w:t>
+      </w:r>
+    </w:p>
+    <w:p>
+      <w:r>
+        <w:t>她说完，两只手抱在胸前。</w:t>
+      </w:r>
+    </w:p>
+    <w:p>
+      <w:r>
+        <w:t>“你不用干活。”她说，“你就站在那儿。站两个小时，我给你签活动分。”</w:t>
+      </w:r>
+    </w:p>
+    <w:p>
+      <w:r>
+        <w:t>姜砚说：“我不要活动分。”</w:t>
+      </w:r>
+    </w:p>
+    <w:p>
+      <w:r>
+        <w:t>“那你要什么？”</w:t>
+      </w:r>
+    </w:p>
+    <w:p>
+      <w:r>
+        <w:t>“我什么都不要。”</w:t>
+      </w:r>
+    </w:p>
+    <w:p>
+      <w:r>
+        <w:t>祝棠愣了一下。</w:t>
+      </w:r>
+    </w:p>
+    <w:p>
+      <w:r>
+        <w:t>“那你去不去？”</w:t>
+      </w:r>
+    </w:p>
+    <w:p>
+      <w:r>
+        <w:t>“去。”</w:t>
+      </w:r>
+    </w:p>
+    <w:p>
+      <w:r>
+        <w:t>——</w:t>
+      </w:r>
+    </w:p>
+    <w:p>
+      <w:r>
+        <w:t>祝棠盯着他看了三秒。</w:t>
+      </w:r>
+    </w:p>
+    <w:p>
+      <w:r>
+        <w:t>“你答应得太快了。”她说，“上次你拒绝我的时候都比这个慢。”</w:t>
+      </w:r>
+    </w:p>
+    <w:p>
+      <w:r>
+        <w:t>“上次你让我参加。”姜砚说，“这次你让我站着。”</w:t>
+      </w:r>
+    </w:p>
+    <w:p>
+      <w:r>
+        <w:t>“有区别吗？”</w:t>
+      </w:r>
+    </w:p>
+    <w:p>
+      <w:r>
+        <w:t>“有。”</w:t>
+      </w:r>
+    </w:p>
+    <w:p>
+      <w:r>
+        <w:t>姜砚说：“站着我会。”</w:t>
+      </w:r>
+    </w:p>
+    <w:p>
+      <w:r>
+        <w:t>——</w:t>
+      </w:r>
+    </w:p>
+    <w:p>
+      <w:r>
+        <w:t>祝棠站在楼梯口，看着他走远。</w:t>
+      </w:r>
+    </w:p>
+    <w:p>
+      <w:r>
+        <w:t>她低头看了看自己那个包。</w:t>
+      </w:r>
+    </w:p>
+    <w:p>
+      <w:r>
+        <w:t>然后她做了一件她自己都没想到的事。</w:t>
+      </w:r>
+    </w:p>
+    <w:p>
+      <w:r>
+        <w:t>她把那个包重新背上，试了试重量，又卸下来，从里面掏出两本教材，抱在了怀里。</w:t>
+      </w:r>
+    </w:p>
+    <w:p>
+      <w:r>
+        <w:t>——她左肩确实还是不太行。</w:t>
+      </w:r>
+    </w:p>
+    <w:p>
+      <w:r>
+        <w:t>那天下午她把这件事记在了社团的本子上，记的是一行很短的字：</w:t>
+      </w:r>
+    </w:p>
+    <w:p>
+      <w:r>
+        <w:t>「020 号答应了。奇怪。」</w:t>
+      </w:r>
+    </w:p>
+    <w:p>
+      <w:r>
+        <w:t>第二天，姜砚去了教务处。</w:t>
+      </w:r>
+    </w:p>
+    <w:p>
+      <w:r>
         <w:t>他没有说自己要查什么，他说的是：“老师，我想改一下见习点。”</w:t>
       </w:r>
     </w:p>
@@ -24559,6 +25084,151 @@
     </w:p>
     <w:p>
       <w:r>
+        <w:t>——但康复大厅不是一个安静的地方。</w:t>
+      </w:r>
+    </w:p>
+    <w:p>
+      <w:r>
+        <w:t>姜砚第一天就发现了：这里比门诊吵。</w:t>
+      </w:r>
+    </w:p>
+    <w:p>
+      <w:r>
+        <w:t>门诊的吵是焦虑的吵——排队、叫号、问路。康复大厅的吵不一样。</w:t>
+      </w:r>
+    </w:p>
+    <w:p>
+      <w:r>
+        <w:t>这里的人已经不着急了。</w:t>
+      </w:r>
+    </w:p>
+    <w:p>
+      <w:r>
+        <w:t>他们每天来，每天做同样的动作，做两个月，做半年。所以他们把这儿过成了一个茶馆。</w:t>
+      </w:r>
+    </w:p>
+    <w:p>
+      <w:r>
+        <w:t>三号平衡杠的李阿姨和五号踏车的孙大爷有一场持续了四个月的争论，争的是江城哪家超市的鸡蛋便宜。</w:t>
+      </w:r>
+    </w:p>
+    <w:p>
+      <w:r>
+        <w:t>“建华路那家，八块九。”</w:t>
+      </w:r>
+    </w:p>
+    <w:p>
+      <w:r>
+        <w:t>“我上周去了，涨了。”</w:t>
+      </w:r>
+    </w:p>
+    <w:p>
+      <w:r>
+        <w:t>“那是你去晚了。”</w:t>
+      </w:r>
+    </w:p>
+    <w:p>
+      <w:r>
+        <w:t>“我七点就去了。”</w:t>
+      </w:r>
+    </w:p>
+    <w:p>
+      <w:r>
+        <w:t>“七点晚了。”李阿姨扶着杠子往前挪，一步一句，“六点半开门，鸡蛋七点二十就没了。你七点去，你看见的是别人挑剩下的。”</w:t>
+      </w:r>
+    </w:p>
+    <w:p>
+      <w:r>
+        <w:t>孙大爷在踏车上蹬着腿，没接话。</w:t>
+      </w:r>
+    </w:p>
+    <w:p>
+      <w:r>
+        <w:t>第二天他八点进来，进门第一句是：</w:t>
+      </w:r>
+    </w:p>
+    <w:p>
+      <w:r>
+        <w:t>“六点十分。”</w:t>
+      </w:r>
+    </w:p>
+    <w:p>
+      <w:r>
+        <w:t>“什么？”</w:t>
+      </w:r>
+    </w:p>
+    <w:p>
+      <w:r>
+        <w:t>“我今天六点十分到的。”孙大爷说，“我排第三个。”</w:t>
+      </w:r>
+    </w:p>
+    <w:p>
+      <w:r>
+        <w:t>李阿姨在杠子里停住了。</w:t>
+      </w:r>
+    </w:p>
+    <w:p>
+      <w:r>
+        <w:t>“……你六点十分去排队买鸡蛋？”</w:t>
+      </w:r>
+    </w:p>
+    <w:p>
+      <w:r>
+        <w:t>“你说的。”</w:t>
+      </w:r>
+    </w:p>
+    <w:p>
+      <w:r>
+        <w:t>“我说六点半开门。”</w:t>
+      </w:r>
+    </w:p>
+    <w:p>
+      <w:r>
+        <w:t>“我怕晚。”</w:t>
+      </w:r>
+    </w:p>
+    <w:p>
+      <w:r>
+        <w:t>大厅里有人笑了。</w:t>
+      </w:r>
+    </w:p>
+    <w:p>
+      <w:r>
+        <w:t>陈治疗师从器材那边喊了一句：“孙叔，您那个腿今天蹬了几分钟了？”</w:t>
+      </w:r>
+    </w:p>
+    <w:p>
+      <w:r>
+        <w:t>“两分钟。”</w:t>
+      </w:r>
+    </w:p>
+    <w:p>
+      <w:r>
+        <w:t>“您说了三句话，蹬了两分钟。”</w:t>
+      </w:r>
+    </w:p>
+    <w:p>
+      <w:r>
+        <w:t>“那我不说了。”</w:t>
+      </w:r>
+    </w:p>
+    <w:p>
+      <w:r>
+        <w:t>——三十秒后，孙大爷又开口了。</w:t>
+      </w:r>
+    </w:p>
+    <w:p>
+      <w:r>
+        <w:t>“可是那个鸡蛋，”他说，“它确实是八块九。”</w:t>
+      </w:r>
+    </w:p>
+    <w:p>
+      <w:r>
+        <w:t>——</w:t>
+      </w:r>
+    </w:p>
+    <w:p>
+      <w:r>
         <w:t>姜砚站在角落里，一站就是三个小时。</w:t>
       </w:r>
     </w:p>
@@ -30326,6 +30996,51 @@
     </w:p>
     <w:p>
       <w:r>
+        <w:t>——这句话在广济巷里走了不到两个小时，就变了三次。</w:t>
+      </w:r>
+    </w:p>
+    <w:p>
+      <w:r>
+        <w:t>第一次变在楼下的麻将桌上。</w:t>
+      </w:r>
+    </w:p>
+    <w:p>
+      <w:r>
+        <w:t>“老姜家孙子回来了，说王阿婆的腿不是腿的事儿。”</w:t>
+      </w:r>
+    </w:p>
+    <w:p>
+      <w:r>
+        <w:t>第二次变在巷口的小卖部。</w:t>
+      </w:r>
+    </w:p>
+    <w:p>
+      <w:r>
+        <w:t>“老姜家孙子回来了，会看腿。”</w:t>
+      </w:r>
+    </w:p>
+    <w:p>
+      <w:r>
+        <w:t>第三次变在修鞋铺门口。</w:t>
+      </w:r>
+    </w:p>
+    <w:p>
+      <w:r>
+        <w:t>“老姜家孙子回来了。”</w:t>
+      </w:r>
+    </w:p>
+    <w:p>
+      <w:r>
+        <w:t>——最后这个版本，是传播效率最高的版本。</w:t>
+      </w:r>
+    </w:p>
+    <w:p>
+      <w:r>
+        <w:t>因为它最短，而且它是唯一一个所有人都关心的部分。</w:t>
+      </w:r>
+    </w:p>
+    <w:p>
+      <w:r>
         <w:t>一个下午，来了六个人。</w:t>
       </w:r>
     </w:p>
@@ -30336,11 +31051,6 @@
     </w:p>
     <w:p>
       <w:r>
-        <w:t>有的是来看看的，有的是拿点常用药顺便看看的，还有的是纯粹来看看那个“老姜家的孙子”长什么样。</w:t>
-      </w:r>
-    </w:p>
-    <w:p>
-      <w:r>
         <w:t>第一个来的是对门卖菜的刘婶。</w:t>
       </w:r>
     </w:p>
@@ -30351,6 +31061,41 @@
     </w:p>
     <w:p>
       <w:r>
+        <w:t>“嗯。”</w:t>
+      </w:r>
+    </w:p>
+    <w:p>
+      <w:r>
+        <w:t>“我抱你的时候你还尿我一身。”</w:t>
+      </w:r>
+    </w:p>
+    <w:p>
+      <w:r>
+        <w:t>姜砚说：“那我赔您。”</w:t>
+      </w:r>
+    </w:p>
+    <w:p>
+      <w:r>
+        <w:t>刘婶笑得直拍柜台。</w:t>
+      </w:r>
+    </w:p>
+    <w:p>
+      <w:r>
+        <w:t>“这孩子！”她回头对姜屺说，“老姜，你这侄孙说话怎么跟你一个味儿。”</w:t>
+      </w:r>
+    </w:p>
+    <w:p>
+      <w:r>
+        <w:t>姜屺在称药，头也没抬。</w:t>
+      </w:r>
+    </w:p>
+    <w:p>
+      <w:r>
+        <w:t>“他跟他爹一个味儿。”他说。</w:t>
+      </w:r>
+    </w:p>
+    <w:p>
+      <w:r>
         <w:t>第二个是巷口修自行车的师傅，进来就说：“老姜，给我来两包板蓝根。”</w:t>
       </w:r>
     </w:p>
@@ -30382,6 +31127,71 @@
     <w:p>
       <w:r>
         <w:t>师傅想了想，说：“我没哪儿不舒服，我就是听说你孙子回来了，来看看。”</w:t>
+      </w:r>
+    </w:p>
+    <w:p>
+      <w:r>
+        <w:t>“那你出去。”</w:t>
+      </w:r>
+    </w:p>
+    <w:p>
+      <w:r>
+        <w:t>“哎——”</w:t>
+      </w:r>
+    </w:p>
+    <w:p>
+      <w:r>
+        <w:t>“看完了。”姜屺说，“三块。”</w:t>
+      </w:r>
+    </w:p>
+    <w:p>
+      <w:r>
+        <w:t>师傅愣住了。</w:t>
+      </w:r>
+    </w:p>
+    <w:p>
+      <w:r>
+        <w:t>“看一眼还要钱？”</w:t>
+      </w:r>
+    </w:p>
+    <w:p>
+      <w:r>
+        <w:t>“不要钱。”姜屺说，“三块是你上个月那包药钱。”</w:t>
+      </w:r>
+    </w:p>
+    <w:p>
+      <w:r>
+        <w:t>师傅摸了半天口袋，掏出三块钱拍在柜台上，走了。</w:t>
+      </w:r>
+    </w:p>
+    <w:p>
+      <w:r>
+        <w:t>走到门口他回过头。</w:t>
+      </w:r>
+    </w:p>
+    <w:p>
+      <w:r>
+        <w:t>“老姜。”</w:t>
+      </w:r>
+    </w:p>
+    <w:p>
+      <w:r>
+        <w:t>“嗯。”</w:t>
+      </w:r>
+    </w:p>
+    <w:p>
+      <w:r>
+        <w:t>“你孙子长得挺好。”</w:t>
+      </w:r>
+    </w:p>
+    <w:p>
+      <w:r>
+        <w:t>姜屺没有抬头。</w:t>
+      </w:r>
+    </w:p>
+    <w:p>
+      <w:r>
+        <w:t>“我知道。”他说。</w:t>
       </w:r>
     </w:p>
     <w:p>
@@ -42705,6 +43515,256 @@
     </w:p>
     <w:p>
       <w:r>
+        <w:t>——</w:t>
+      </w:r>
+    </w:p>
+    <w:p>
+      <w:r>
+        <w:t>这场考试在四零一引发了一次危机。</w:t>
+      </w:r>
+    </w:p>
+    <w:p>
+      <w:r>
+        <w:t>危机的起因是吴茂。</w:t>
+      </w:r>
+    </w:p>
+    <w:p>
+      <w:r>
+        <w:t>考前第五天，吴茂宣布他“押到题了”。</w:t>
+      </w:r>
+    </w:p>
+    <w:p>
+      <w:r>
+        <w:t>“六个站，”他坐在椅子上，两只手往桌上一按，“抽签决定顺序，对吧？”</w:t>
+      </w:r>
+    </w:p>
+    <w:p>
+      <w:r>
+        <w:t>“对。”</w:t>
+      </w:r>
+    </w:p>
+    <w:p>
+      <w:r>
+        <w:t>“那顺序就是有规律的。”吴茂说，“我统计了去年和前年的考站编号分布，我发现——”</w:t>
+      </w:r>
+    </w:p>
+    <w:p>
+      <w:r>
+        <w:t>“你从哪儿统计的？”周慕远头也没抬。</w:t>
+      </w:r>
+    </w:p>
+    <w:p>
+      <w:r>
+        <w:t>“学长。”</w:t>
+      </w:r>
+    </w:p>
+    <w:p>
+      <w:r>
+        <w:t>“哪个学长？”</w:t>
+      </w:r>
+    </w:p>
+    <w:p>
+      <w:r>
+        <w:t>“三个。”吴茂说，“我请他们吃了三顿饭，一共一百七十四块。”</w:t>
+      </w:r>
+    </w:p>
+    <w:p>
+      <w:r>
+        <w:t>周慕远把笔放下了。</w:t>
+      </w:r>
+    </w:p>
+    <w:p>
+      <w:r>
+        <w:t>“抽签是随机的。”</w:t>
+      </w:r>
+    </w:p>
+    <w:p>
+      <w:r>
+        <w:t>“我知道是随机的。”吴茂说，“但是随机也有分布。”</w:t>
+      </w:r>
+    </w:p>
+    <w:p>
+      <w:r>
+        <w:t>“随机的分布就是随机。”</w:t>
+      </w:r>
+    </w:p>
+    <w:p>
+      <w:r>
+        <w:t>“那是理论上。”吴茂说，“实际上，去年第一批二十个人里，有十四个人第一站抽到的是无菌操作。”</w:t>
+      </w:r>
+    </w:p>
+    <w:p>
+      <w:r>
+        <w:t>“那是因为无菌操作站有两个房间。”</w:t>
+      </w:r>
+    </w:p>
+    <w:p>
+      <w:r>
+        <w:t>——</w:t>
+      </w:r>
+    </w:p>
+    <w:p>
+      <w:r>
+        <w:t>屋里安静了两秒。</w:t>
+      </w:r>
+    </w:p>
+    <w:p>
+      <w:r>
+        <w:t>吴茂看着周慕远。</w:t>
+      </w:r>
+    </w:p>
+    <w:p>
+      <w:r>
+        <w:t>“……两个房间？”</w:t>
+      </w:r>
+    </w:p>
+    <w:p>
+      <w:r>
+        <w:t>“评分标准上写着。”周慕远说，“无菌操作站因为器械台占地方，分了 3A 和 3B。所以抽到它的概率是别的站的两倍。”</w:t>
+      </w:r>
+    </w:p>
+    <w:p>
+      <w:r>
+        <w:t>吴茂在椅子上坐了很久。</w:t>
+      </w:r>
+    </w:p>
+    <w:p>
+      <w:r>
+        <w:t>“那我这一百七十四块——”</w:t>
+      </w:r>
+    </w:p>
+    <w:p>
+      <w:r>
+        <w:t>“你请三个学长吃了三顿饭。”周慕远说。</w:t>
+      </w:r>
+    </w:p>
+    <w:p>
+      <w:r>
+        <w:t>“对。”</w:t>
+      </w:r>
+    </w:p>
+    <w:p>
+      <w:r>
+        <w:t>“他们跟你说的东西，评分标准上第一页就写着。”</w:t>
+      </w:r>
+    </w:p>
+    <w:p>
+      <w:r>
+        <w:t>吴茂把脸埋进了手里。</w:t>
+      </w:r>
+    </w:p>
+    <w:p>
+      <w:r>
+        <w:t>——</w:t>
+      </w:r>
+    </w:p>
+    <w:p>
+      <w:r>
+        <w:t>半分钟后他抬起头。</w:t>
+      </w:r>
+    </w:p>
+    <w:p>
+      <w:r>
+        <w:t>“不行，”他说，“这个我得挣回来。”</w:t>
+      </w:r>
+    </w:p>
+    <w:p>
+      <w:r>
+        <w:t>第二天，四零一门背后多了一张纸。</w:t>
+      </w:r>
+    </w:p>
+    <w:p>
+      <w:r>
+        <w:t>那是一张手画的表格，横竖线用尺子比着画的——他画表格永远用尺子。</w:t>
+      </w:r>
+    </w:p>
+    <w:p>
+      <w:r>
+        <w:t>表头写着六个字：</w:t>
+      </w:r>
+    </w:p>
+    <w:p>
+      <w:r>
+        <w:t>技能考名次竞猜</w:t>
+      </w:r>
+    </w:p>
+    <w:p>
+      <w:r>
+        <w:t>底下三行：</w:t>
+      </w:r>
+    </w:p>
+    <w:p>
+      <w:r>
+        <w:t>周慕远第一：1 赔 1.2</w:t>
+      </w:r>
+    </w:p>
+    <w:p>
+      <w:r>
+        <w:t>周慕远前三：1 赔 1.05</w:t>
+      </w:r>
+    </w:p>
+    <w:p>
+      <w:r>
+        <w:t>周慕远不在前十：1 赔 40</w:t>
+      </w:r>
+    </w:p>
+    <w:p>
+      <w:r>
+        <w:t>姜砚从下铺抬起头。</w:t>
+      </w:r>
+    </w:p>
+    <w:p>
+      <w:r>
+        <w:t>“你这个第三行，”他说，“不会有人押。”</w:t>
+      </w:r>
+    </w:p>
+    <w:p>
+      <w:r>
+        <w:t>“会有。”吴茂说，“总有人想赌一把大的。”</w:t>
+      </w:r>
+    </w:p>
+    <w:p>
+      <w:r>
+        <w:t>“谁？”</w:t>
+      </w:r>
+    </w:p>
+    <w:p>
+      <w:r>
+        <w:t>“我。”吴茂说，“我押二十块。”</w:t>
+      </w:r>
+    </w:p>
+    <w:p>
+      <w:r>
+        <w:t>周慕远抬起头。</w:t>
+      </w:r>
+    </w:p>
+    <w:p>
+      <w:r>
+        <w:t>“你押我不在前十？”</w:t>
+      </w:r>
+    </w:p>
+    <w:p>
+      <w:r>
+        <w:t>“对不起。”吴茂非常诚恳，“但是四十倍。”</w:t>
+      </w:r>
+    </w:p>
+    <w:p>
+      <w:r>
+        <w:t>——这张表在两天里收了一百一十块，来自七个人。</w:t>
+      </w:r>
+    </w:p>
+    <w:p>
+      <w:r>
+        <w:t>其中六个人押的是“周慕远第一”。</w:t>
+      </w:r>
+    </w:p>
+    <w:p>
+      <w:r>
+        <w:t>——</w:t>
+      </w:r>
+    </w:p>
+    <w:p>
+      <w:r>
         <w:t>在这之前，他花了两天时间做一件事。</w:t>
       </w:r>
     </w:p>
@@ -45816,6 +46876,151 @@
     </w:p>
     <w:p>
       <w:r>
+        <w:t>成绩出来的第二天，吴茂结了他那张赌盘。</w:t>
+      </w:r>
+    </w:p>
+    <w:p>
+      <w:r>
+        <w:t>六个押“周慕远第一”的，一人拿回一块二。</w:t>
+      </w:r>
+    </w:p>
+    <w:p>
+      <w:r>
+        <w:t>押“周慕远不在前十”的只有他自己，二十块，血本无归。</w:t>
+      </w:r>
+    </w:p>
+    <w:p>
+      <w:r>
+        <w:t>“我算了一下，”他坐在椅子上，手里捏着那张收支单，“我这一轮，净亏一百九十四块。”</w:t>
+      </w:r>
+    </w:p>
+    <w:p>
+      <w:r>
+        <w:t>“你不是收了一百一十？”周慕远问。</w:t>
+      </w:r>
+    </w:p>
+    <w:p>
+      <w:r>
+        <w:t>“那一百一十是赔出去的本金。”吴茂说，“我亏的是我押的二十，加上请学长吃饭的一百七十四。”</w:t>
+      </w:r>
+    </w:p>
+    <w:p>
+      <w:r>
+        <w:t>他把单子翻过来。</w:t>
+      </w:r>
+    </w:p>
+    <w:p>
+      <w:r>
+        <w:t>“还有一件事。”</w:t>
+      </w:r>
+    </w:p>
+    <w:p>
+      <w:r>
+        <w:t>“什么？”</w:t>
+      </w:r>
+    </w:p>
+    <w:p>
+      <w:r>
+        <w:t>“我这张表上，”吴茂说，“没有一行是姜砚。”</w:t>
+      </w:r>
+    </w:p>
+    <w:p>
+      <w:r>
+        <w:t>屋里安静了一下。</w:t>
+      </w:r>
+    </w:p>
+    <w:p>
+      <w:r>
+        <w:t>“因为没人押他。”吴茂说，“七个人，二十二注，一注都没有。”</w:t>
+      </w:r>
+    </w:p>
+    <w:p>
+      <w:r>
+        <w:t>姜砚在下铺翻了一页书。</w:t>
+      </w:r>
+    </w:p>
+    <w:p>
+      <w:r>
+        <w:t>“哦。”</w:t>
+      </w:r>
+    </w:p>
+    <w:p>
+      <w:r>
+        <w:t>“你要是当时押自己进前十，”吴茂说，“我会开到一赔六十。”</w:t>
+      </w:r>
+    </w:p>
+    <w:p>
+      <w:r>
+        <w:t>“我没钱。”</w:t>
+      </w:r>
+    </w:p>
+    <w:p>
+      <w:r>
+        <w:t>“你有十七块四。”</w:t>
+      </w:r>
+    </w:p>
+    <w:p>
+      <w:r>
+        <w:t>姜砚合上书。</w:t>
+      </w:r>
+    </w:p>
+    <w:p>
+      <w:r>
+        <w:t>“那是我的饭钱。”</w:t>
+      </w:r>
+    </w:p>
+    <w:p>
+      <w:r>
+        <w:t>“一赔六十啊。”吴茂说，“十七块四能变一千零四十四。”</w:t>
+      </w:r>
+    </w:p>
+    <w:p>
+      <w:r>
+        <w:t>“要是没进呢？”</w:t>
+      </w:r>
+    </w:p>
+    <w:p>
+      <w:r>
+        <w:t>“那你就得饿到放假。”</w:t>
+      </w:r>
+    </w:p>
+    <w:p>
+      <w:r>
+        <w:t>姜砚想了两秒。</w:t>
+      </w:r>
+    </w:p>
+    <w:p>
+      <w:r>
+        <w:t>“那还是饭钱。”</w:t>
+      </w:r>
+    </w:p>
+    <w:p>
+      <w:r>
+        <w:t>——这句话吴茂在寒假里跟他妈复述了三遍。</w:t>
+      </w:r>
+    </w:p>
+    <w:p>
+      <w:r>
+        <w:t>第三遍的时候他妈说：“这孩子比你稳。”</w:t>
+      </w:r>
+    </w:p>
+    <w:p>
+      <w:r>
+        <w:t>吴茂说：“他就是没钱。”</w:t>
+      </w:r>
+    </w:p>
+    <w:p>
+      <w:r>
+        <w:t>他妈说：“没钱还知道那是饭钱，这叫稳。”</w:t>
+      </w:r>
+    </w:p>
+    <w:p>
+      <w:r>
+        <w:t>——</w:t>
+      </w:r>
+    </w:p>
+    <w:p>
+      <w:r>
         <w:t>二月三号，放寒假。</w:t>
       </w:r>
     </w:p>
@@ -45826,7 +47031,212 @@
     </w:p>
     <w:p>
       <w:r>
-        <w:t>七点开始有人拖箱子下楼，到十点，整栋楼的走廊里全是轮子滚过水泥地的声音。十一点，声音停了。</w:t>
+        <w:t>七点开始有人拖箱子下楼，到十点，整栋楼的走廊里全是轮子滚过水泥地的声音。</w:t>
+      </w:r>
+    </w:p>
+    <w:p>
+      <w:r>
+        <w:t>——四零一是九点半空的。</w:t>
+      </w:r>
+    </w:p>
+    <w:p>
+      <w:r>
+        <w:t>最后走的是吴茂。</w:t>
+      </w:r>
+    </w:p>
+    <w:p>
+      <w:r>
+        <w:t>他不是走得最晚，是收拾得最久。</w:t>
+      </w:r>
+    </w:p>
+    <w:p>
+      <w:r>
+        <w:t>他的行李分三部分：一个二十八寸箱子，一个编织袋，还有一箱没吃完的泡面。</w:t>
+      </w:r>
+    </w:p>
+    <w:p>
+      <w:r>
+        <w:t>“泡面你带回去干什么？”周慕远已经背好包了。</w:t>
+      </w:r>
+    </w:p>
+    <w:p>
+      <w:r>
+        <w:t>“这是资产。”吴茂说。</w:t>
+      </w:r>
+    </w:p>
+    <w:p>
+      <w:r>
+        <w:t>“它是泡面。”</w:t>
+      </w:r>
+    </w:p>
+    <w:p>
+      <w:r>
+        <w:t>“它现在是泡面。”吴茂把箱子按住，用膝盖压了一下，“但是我算过，我这箱还剩十九桶。一桶三块八。我要是留在这儿，开学回来它就过期了，那就是七十二块二毛的损失。我带回去，我妈会说‘你怎么带这个回来’，然后她会煮给我弟吃。这就叫资产转移。”</w:t>
+      </w:r>
+    </w:p>
+    <w:p>
+      <w:r>
+        <w:t>陆停从门口经过。</w:t>
+      </w:r>
+    </w:p>
+    <w:p>
+      <w:r>
+        <w:t>“你弟几岁？”</w:t>
+      </w:r>
+    </w:p>
+    <w:p>
+      <w:r>
+        <w:t>“六岁。”</w:t>
+      </w:r>
+    </w:p>
+    <w:p>
+      <w:r>
+        <w:t>陆停站住了。</w:t>
+      </w:r>
+    </w:p>
+    <w:p>
+      <w:r>
+        <w:t>“……那你妈会打你。”</w:t>
+      </w:r>
+    </w:p>
+    <w:p>
+      <w:r>
+        <w:t>吴茂愣了一下。</w:t>
+      </w:r>
+    </w:p>
+    <w:p>
+      <w:r>
+        <w:t>他低头看了看那箱泡面。</w:t>
+      </w:r>
+    </w:p>
+    <w:p>
+      <w:r>
+        <w:t>然后他把箱子推到了床底下。</w:t>
+      </w:r>
+    </w:p>
+    <w:p>
+      <w:r>
+        <w:t>“留着吧。”他说，“开学回来我请你们吃。”</w:t>
+      </w:r>
+    </w:p>
+    <w:p>
+      <w:r>
+        <w:t>——</w:t>
+      </w:r>
+    </w:p>
+    <w:p>
+      <w:r>
+        <w:t>十点，周慕远走。</w:t>
+      </w:r>
+    </w:p>
+    <w:p>
+      <w:r>
+        <w:t>他走的时候把书桌擦了一遍，台灯罩摘下来单独擦，最后把椅子推进桌子底下，推到跟桌沿严丝合缝。</w:t>
+      </w:r>
+    </w:p>
+    <w:p>
+      <w:r>
+        <w:t>“姜砚。”</w:t>
+      </w:r>
+    </w:p>
+    <w:p>
+      <w:r>
+        <w:t>“嗯。”</w:t>
+      </w:r>
+    </w:p>
+    <w:p>
+      <w:r>
+        <w:t>“你不回去？”</w:t>
+      </w:r>
+    </w:p>
+    <w:p>
+      <w:r>
+        <w:t>“不回。”</w:t>
+      </w:r>
+    </w:p>
+    <w:p>
+      <w:r>
+        <w:t>周慕远看了他两秒。</w:t>
+      </w:r>
+    </w:p>
+    <w:p>
+      <w:r>
+        <w:t>他没有问为什么。</w:t>
+      </w:r>
+    </w:p>
+    <w:p>
+      <w:r>
+        <w:t>他从包里拿出一样东西，放在姜砚桌上。</w:t>
+      </w:r>
+    </w:p>
+    <w:p>
+      <w:r>
+        <w:t>是一张卡。</w:t>
+      </w:r>
+    </w:p>
+    <w:p>
+      <w:r>
+        <w:t>“食堂三楼寒假不开。”他说，“一楼只开一个窗口，十一点到一点。你别错过。”</w:t>
+      </w:r>
+    </w:p>
+    <w:p>
+      <w:r>
+        <w:t>“这是什么？”</w:t>
+      </w:r>
+    </w:p>
+    <w:p>
+      <w:r>
+        <w:t>“饭卡。”周慕远说，“里面有三百二。我这学期没用完，作废了可惜。”</w:t>
+      </w:r>
+    </w:p>
+    <w:p>
+      <w:r>
+        <w:t>姜砚说：“我有饭卡。”</w:t>
+      </w:r>
+    </w:p>
+    <w:p>
+      <w:r>
+        <w:t>“你那张里面有多少？”</w:t>
+      </w:r>
+    </w:p>
+    <w:p>
+      <w:r>
+        <w:t>姜砚没有说话。</w:t>
+      </w:r>
+    </w:p>
+    <w:p>
+      <w:r>
+        <w:t>“十七块四。”周慕远说，“上个星期你在窗口刷卡的时候我在你后面。”</w:t>
+      </w:r>
+    </w:p>
+    <w:p>
+      <w:r>
+        <w:t>他背上包，往门口走。</w:t>
+      </w:r>
+    </w:p>
+    <w:p>
+      <w:r>
+        <w:t>走到门口他停下来。</w:t>
+      </w:r>
+    </w:p>
+    <w:p>
+      <w:r>
+        <w:t>“我不是照顾你。”他说，“我是不想开学回来看见一个饿瘦了的室友，还得听吴茂算他的营养损失。”</w:t>
+      </w:r>
+    </w:p>
+    <w:p>
+      <w:r>
+        <w:t>门关上了。</w:t>
+      </w:r>
+    </w:p>
+    <w:p>
+      <w:r>
+        <w:t>——</w:t>
+      </w:r>
+    </w:p>
+    <w:p>
+      <w:r>
+        <w:t>十一点，声音停了。</w:t>
       </w:r>
     </w:p>
     <w:p>
@@ -46596,6 +48006,251 @@
     <w:p>
       <w:r>
         <w:t>十九次，他把那栋楼围挡外面每一个能站人的位置，都站过了。</w:t>
+      </w:r>
+    </w:p>
+    <w:p>
+      <w:r>
+        <w:t>——</w:t>
+      </w:r>
+    </w:p>
+    <w:p>
+      <w:r>
+        <w:t>这四个月里，还有一样东西是固定的。</w:t>
+      </w:r>
+    </w:p>
+    <w:p>
+      <w:r>
+        <w:t>吴茂的消息。</w:t>
+      </w:r>
+    </w:p>
+    <w:p>
+      <w:r>
+        <w:t>吴茂回家以后，把四零一的群改名叫“四零一（寒假运营）”，然后开始日更。</w:t>
+      </w:r>
+    </w:p>
+    <w:p>
+      <w:r>
+        <w:t>姜砚从来不回。</w:t>
+      </w:r>
+    </w:p>
+    <w:p>
+      <w:r>
+        <w:t>但他每一条都看了。</w:t>
+      </w:r>
+    </w:p>
+    <w:p>
+      <w:r>
+        <w:t>2 月 4 日</w:t>
+      </w:r>
+    </w:p>
+    <w:p>
+      <w:r>
+        <w:t>「兄弟们我到家了。我妈第一句话是‘你怎么胖了’。我说我没胖，我这是水肿。她说你少骗我。」</w:t>
+      </w:r>
+    </w:p>
+    <w:p>
+      <w:r>
+        <w:t>「你们说我该怎么证明我是水肿」</w:t>
+      </w:r>
+    </w:p>
+    <w:p>
+      <w:r>
+        <w:t>2 月 6 日</w:t>
+      </w:r>
+    </w:p>
+    <w:p>
+      <w:r>
+        <w:t>「重大发现。我家店里的寿衣，今年新到一批带口袋的。」</w:t>
+      </w:r>
+    </w:p>
+    <w:p>
+      <w:r>
+        <w:t>「带口袋的。」</w:t>
+      </w:r>
+    </w:p>
+    <w:p>
+      <w:r>
+        <w:t>「你们能理解这个设计吗。谁会用。」</w:t>
+      </w:r>
+    </w:p>
+    <w:p>
+      <w:r>
+        <w:t>「我妈说这个卖得最好。」</w:t>
+      </w:r>
+    </w:p>
+    <w:p>
+      <w:r>
+        <w:t>2 月 9 日</w:t>
+      </w:r>
+    </w:p>
+    <w:p>
+      <w:r>
+        <w:t>「@姜砚 你在学校吃什么」</w:t>
+      </w:r>
+    </w:p>
+    <w:p>
+      <w:r>
+        <w:t>「你别不说话啊」</w:t>
+      </w:r>
+    </w:p>
+    <w:p>
+      <w:r>
+        <w:t>「行吧。你要是饿死了记得跟我说一声，我这边好安排。」</w:t>
+      </w:r>
+    </w:p>
+    <w:p>
+      <w:r>
+        <w:t>2 月 12 日</w:t>
+      </w:r>
+    </w:p>
+    <w:p>
+      <w:r>
+        <w:t>「今天算了一笔账。我从小学一年级到现在一共收到过两千三百块压岁钱，我妈说都给我存着。」</w:t>
+      </w:r>
+    </w:p>
+    <w:p>
+      <w:r>
+        <w:t>「我今天问她要，她说‘那个卡我找不着了’。」</w:t>
+      </w:r>
+    </w:p>
+    <w:p>
+      <w:r>
+        <w:t>「我妈这个人，她做生意的时候记账记到小数点后两位。」</w:t>
+      </w:r>
+    </w:p>
+    <w:p>
+      <w:r>
+        <w:t>2 月 16 日</w:t>
+      </w:r>
+    </w:p>
+    <w:p>
+      <w:r>
+        <w:t>「除夕快乐。」</w:t>
+      </w:r>
+    </w:p>
+    <w:p>
+      <w:r>
+        <w:t>「@周慕远 你在干嘛」</w:t>
+      </w:r>
+    </w:p>
+    <w:p>
+      <w:r>
+        <w:t>「@陆停 你在干嘛」</w:t>
+      </w:r>
+    </w:p>
+    <w:p>
+      <w:r>
+        <w:t>「@姜砚 你在干嘛」</w:t>
+      </w:r>
+    </w:p>
+    <w:p>
+      <w:r>
+        <w:t>「一个人都没有。这个群完蛋了。」</w:t>
+      </w:r>
+    </w:p>
+    <w:p>
+      <w:r>
+        <w:t>——</w:t>
+      </w:r>
+    </w:p>
+    <w:p>
+      <w:r>
+        <w:t>姜砚看着那条“一个人都没有”。</w:t>
+      </w:r>
+    </w:p>
+    <w:p>
+      <w:r>
+        <w:t>那天他确实在。</w:t>
+      </w:r>
+    </w:p>
+    <w:p>
+      <w:r>
+        <w:t>他坐在四零一的下铺，屋里只有他一个人，窗外是零星的鞭炮声。</w:t>
+      </w:r>
+    </w:p>
+    <w:p>
+      <w:r>
+        <w:t>他把那条消息看了两遍，然后把手机扣在了枕头上。</w:t>
+      </w:r>
+    </w:p>
+    <w:p>
+      <w:r>
+        <w:t>他没有回。</w:t>
+      </w:r>
+    </w:p>
+    <w:p>
+      <w:r>
+        <w:t>——他不是不想回。</w:t>
+      </w:r>
+    </w:p>
+    <w:p>
+      <w:r>
+        <w:t>他是不知道回什么。</w:t>
+      </w:r>
+    </w:p>
+    <w:p>
+      <w:r>
+        <w:t>一个人在除夕晚上十点，坐在一间空宿舍里，回一句“我也在”——这条消息发出去之后，吴茂会问他为什么不回家。</w:t>
+      </w:r>
+    </w:p>
+    <w:p>
+      <w:r>
+        <w:t>姜砚不知道怎么解释“我没有家可以回”这件事，能不惊动任何人。</w:t>
+      </w:r>
+    </w:p>
+    <w:p>
+      <w:r>
+        <w:t>所以他没有回。</w:t>
+      </w:r>
+    </w:p>
+    <w:p>
+      <w:r>
+        <w:t>——</w:t>
+      </w:r>
+    </w:p>
+    <w:p>
+      <w:r>
+        <w:t>第二天凌晨，群里多了一条。</w:t>
+      </w:r>
+    </w:p>
+    <w:p>
+      <w:r>
+        <w:t>2 月 17 日 00:12</w:t>
+      </w:r>
+    </w:p>
+    <w:p>
+      <w:r>
+        <w:t>「行吧，我知道你们都在。」</w:t>
+      </w:r>
+    </w:p>
+    <w:p>
+      <w:r>
+        <w:t>「你们要是不在，这个群的未读会一直显示 8。现在显示 0。」</w:t>
+      </w:r>
+    </w:p>
+    <w:p>
+      <w:r>
+        <w:t>「所以你们都看了，你们就是不说话。」</w:t>
+      </w:r>
+    </w:p>
+    <w:p>
+      <w:r>
+        <w:t>「我记下了。」</w:t>
+      </w:r>
+    </w:p>
+    <w:p>
+      <w:r>
+        <w:t>姜砚看着这条消息。</w:t>
+      </w:r>
+    </w:p>
+    <w:p>
+      <w:r>
+        <w:t>他忽然想：这个人要是真去做生意，会很难对付。</w:t>
+      </w:r>
+    </w:p>
+    <w:p>
+      <w:r>
+        <w:t>——</w:t>
       </w:r>
     </w:p>
     <w:p>
